--- a/סדר ניסוים.docx
+++ b/סדר ניסוים.docx
@@ -5,46 +5,599 @@
     <w:p>
       <w:pPr>
         <w:rPr>
-          <w:rFonts w:ascii="David" w:hAnsi="David" w:cs="David"/>
-          <w:sz w:val="36"/>
-          <w:szCs w:val="36"/>
-        </w:rPr>
-      </w:pPr>
-      <w:r>
-        <w:rPr>
-          <w:rFonts w:ascii="David" w:hAnsi="David" w:cs="David"/>
-          <w:sz w:val="36"/>
-          <w:szCs w:val="36"/>
-          <w:rtl/>
-        </w:rPr>
-        <w:t xml:space="preserve">*לחקור על פרוטוקול </w:t>
-      </w:r>
-      <w:r>
-        <w:rPr>
-          <w:rFonts w:ascii="David" w:hAnsi="David" w:cs="David"/>
-          <w:sz w:val="36"/>
-          <w:szCs w:val="36"/>
+          <w:rFonts w:cs="David" w:hint="cs"/>
+          <w:sz w:val="36"/>
+          <w:szCs w:val="36"/>
+          <w:rtl/>
+        </w:rPr>
+      </w:pPr>
+      <w:r>
+        <w:rPr>
+          <w:rFonts w:ascii="David" w:hAnsi="David" w:cs="David"/>
+          <w:b/>
+          <w:bCs/>
+          <w:sz w:val="36"/>
+          <w:szCs w:val="36"/>
+          <w:rtl/>
+        </w:rPr>
+        <w:t>ניסוי 1:</w:t>
+      </w:r>
+      <w:r>
+        <w:rPr>
+          <w:rFonts w:ascii="David" w:hAnsi="David" w:cs="David"/>
+          <w:sz w:val="36"/>
+          <w:szCs w:val="36"/>
+          <w:rtl/>
+        </w:rPr>
+        <w:t xml:space="preserve"> </w:t>
+      </w:r>
+      <w:r>
+        <w:rPr>
+          <w:rFonts w:ascii="David" w:hAnsi="David" w:cs="David" w:hint="cs"/>
+          <w:sz w:val="36"/>
+          <w:szCs w:val="36"/>
+          <w:rtl/>
+        </w:rPr>
+        <w:t xml:space="preserve">בקר </w:t>
+      </w:r>
+      <w:r>
+        <w:rPr>
+          <w:rFonts w:ascii="David" w:hAnsi="David" w:cs="David"/>
+          <w:sz w:val="36"/>
+          <w:szCs w:val="36"/>
+        </w:rPr>
+        <w:t>ESP32</w:t>
+      </w:r>
+      <w:r>
+        <w:rPr>
+          <w:rFonts w:cs="David" w:hint="cs"/>
+          <w:sz w:val="36"/>
+          <w:szCs w:val="36"/>
+          <w:rtl/>
+        </w:rPr>
+        <w:t xml:space="preserve"> עם לחצנים ולד </w:t>
+      </w:r>
+      <w:r>
+        <w:rPr>
+          <w:rFonts w:ascii="David" w:hAnsi="David" w:cs="David"/>
+          <w:sz w:val="36"/>
+          <w:szCs w:val="36"/>
+        </w:rPr>
+        <w:t>RGB</w:t>
+      </w:r>
+      <w:r>
+        <w:rPr>
+          <w:rFonts w:cs="David" w:hint="cs"/>
+          <w:sz w:val="36"/>
+          <w:szCs w:val="36"/>
+          <w:rtl/>
+        </w:rPr>
+        <w:t>(להוסיף צילומי מסך מה</w:t>
+      </w:r>
+      <w:r>
+        <w:rPr>
+          <w:rFonts w:cs="David" w:hint="cs"/>
+          <w:sz w:val="36"/>
+          <w:szCs w:val="36"/>
+          <w:rtl/>
+        </w:rPr>
+        <w:t>תוכנה: שלבי עבודה)</w:t>
+      </w:r>
+    </w:p>
+    <w:p>
+      <w:pPr>
+        <w:rPr>
+          <w:rFonts w:ascii="David" w:hAnsi="David" w:cs="David" w:hint="cs"/>
+          <w:sz w:val="36"/>
+          <w:szCs w:val="36"/>
+          <w:rtl/>
+        </w:rPr>
+      </w:pPr>
+      <w:r>
+        <w:rPr>
+          <w:rFonts w:ascii="David" w:hAnsi="David" w:cs="David"/>
+          <w:b/>
+          <w:bCs/>
+          <w:sz w:val="36"/>
+          <w:szCs w:val="36"/>
+          <w:rtl/>
+        </w:rPr>
+        <w:t>ניסוי 2:</w:t>
+      </w:r>
+      <w:r>
+        <w:rPr>
+          <w:rFonts w:ascii="David" w:hAnsi="David" w:cs="David"/>
+          <w:sz w:val="36"/>
+          <w:szCs w:val="36"/>
+          <w:rtl/>
+        </w:rPr>
+        <w:t xml:space="preserve"> </w:t>
+      </w:r>
+      <w:r>
+        <w:rPr>
+          <w:rFonts w:ascii="David" w:hAnsi="David" w:cs="David" w:hint="cs"/>
+          <w:sz w:val="36"/>
+          <w:szCs w:val="36"/>
+          <w:rtl/>
+        </w:rPr>
+        <w:t xml:space="preserve">תצוגת </w:t>
+      </w:r>
+      <w:r>
+        <w:rPr>
+          <w:rFonts w:ascii="David" w:hAnsi="David" w:cs="David"/>
+          <w:sz w:val="36"/>
+          <w:szCs w:val="36"/>
+        </w:rPr>
+        <w:t>OLED</w:t>
+      </w:r>
+      <w:r>
+        <w:rPr>
+          <w:rFonts w:ascii="David" w:hAnsi="David" w:cs="David" w:hint="cs"/>
+          <w:sz w:val="36"/>
+          <w:szCs w:val="36"/>
+          <w:rtl/>
+        </w:rPr>
+        <w:t xml:space="preserve">(לפני להסביר על פרוטוקול </w:t>
+      </w:r>
+      <w:r>
+        <w:rPr>
+          <w:rFonts w:ascii="David" w:hAnsi="David" w:cs="David"/>
+          <w:sz w:val="36"/>
+          <w:szCs w:val="36"/>
+        </w:rPr>
+        <w:t>I</w:t>
+      </w:r>
+      <w:r>
+        <w:rPr>
+          <w:rFonts w:ascii="David" w:hAnsi="David" w:cs="David" w:hint="cs"/>
+          <w:sz w:val="36"/>
+          <w:szCs w:val="36"/>
+          <w:rtl/>
+        </w:rPr>
+        <w:t>2</w:t>
+      </w:r>
+      <w:r>
+        <w:rPr>
+          <w:rFonts w:ascii="David" w:hAnsi="David" w:cs="David"/>
+          <w:sz w:val="36"/>
+          <w:szCs w:val="36"/>
+        </w:rPr>
+        <w:t>C</w:t>
+      </w:r>
+      <w:r>
+        <w:rPr>
+          <w:rFonts w:ascii="David" w:hAnsi="David" w:cs="David" w:hint="cs"/>
+          <w:sz w:val="36"/>
+          <w:szCs w:val="36"/>
+          <w:rtl/>
+        </w:rPr>
+        <w:t>)</w:t>
+      </w:r>
+    </w:p>
+    <w:p>
+      <w:pPr>
+        <w:rPr>
+          <w:rFonts w:ascii="David" w:hAnsi="David" w:cs="David"/>
+          <w:b/>
+          <w:bCs/>
+          <w:sz w:val="36"/>
+          <w:szCs w:val="36"/>
+          <w:rtl/>
+        </w:rPr>
+      </w:pPr>
+      <w:r>
+        <w:rPr>
+          <w:rFonts w:ascii="David" w:hAnsi="David" w:cs="David"/>
+          <w:b/>
+          <w:bCs/>
+          <w:sz w:val="36"/>
+          <w:szCs w:val="36"/>
+          <w:rtl/>
+        </w:rPr>
+        <w:t xml:space="preserve">ניסוי 3: </w:t>
+      </w:r>
+    </w:p>
+    <w:p>
+      <w:pPr>
+        <w:rPr>
+          <w:rFonts w:ascii="David" w:hAnsi="David" w:cs="David"/>
+          <w:sz w:val="36"/>
+          <w:szCs w:val="36"/>
+          <w:rtl/>
+        </w:rPr>
+      </w:pPr>
+    </w:p>
+    <w:p>
+      <w:pPr>
+        <w:rPr>
+          <w:rFonts w:ascii="David" w:hAnsi="David" w:cs="David"/>
+          <w:sz w:val="36"/>
+          <w:szCs w:val="36"/>
+          <w:rtl/>
+        </w:rPr>
+      </w:pPr>
+    </w:p>
+    <w:p>
+      <w:pPr>
+        <w:rPr>
+          <w:rFonts w:ascii="David" w:hAnsi="David" w:cs="David"/>
+          <w:sz w:val="36"/>
+          <w:szCs w:val="36"/>
+          <w:rtl/>
+        </w:rPr>
+      </w:pPr>
+    </w:p>
+    <w:p>
+      <w:pPr>
+        <w:rPr>
+          <w:rFonts w:ascii="David" w:hAnsi="David" w:cs="David"/>
+          <w:b/>
+          <w:bCs/>
+          <w:sz w:val="36"/>
+          <w:szCs w:val="36"/>
+          <w:rtl/>
+        </w:rPr>
+      </w:pPr>
+      <w:r>
+        <w:rPr>
+          <w:rFonts w:ascii="David" w:hAnsi="David" w:cs="David"/>
+          <w:b/>
+          <w:bCs/>
+          <w:sz w:val="36"/>
+          <w:szCs w:val="36"/>
+          <w:rtl/>
+        </w:rPr>
+        <w:t xml:space="preserve">משימה 3 להגשה 24/12 </w:t>
+      </w:r>
+    </w:p>
+    <w:p>
+      <w:pPr>
+        <w:rPr>
+          <w:rFonts w:ascii="David" w:hAnsi="David" w:cs="David"/>
+          <w:sz w:val="36"/>
+          <w:szCs w:val="36"/>
+          <w:rtl/>
+        </w:rPr>
+      </w:pPr>
+      <w:r>
+        <w:rPr>
+          <w:rFonts w:ascii="David" w:hAnsi="David" w:cs="David"/>
+          <w:sz w:val="36"/>
+          <w:szCs w:val="36"/>
+          <w:rtl/>
+        </w:rPr>
+        <w:t xml:space="preserve">הגשת </w:t>
+      </w:r>
+      <w:r>
+        <w:rPr>
+          <w:rFonts w:ascii="David" w:hAnsi="David" w:cs="David"/>
+          <w:sz w:val="36"/>
+          <w:szCs w:val="36"/>
+          <w:rtl/>
+        </w:rPr>
+        <w:t>ספר פרויקט הכולל את הפרקים הבאים:</w:t>
+      </w:r>
+    </w:p>
+    <w:p>
+      <w:pPr>
+        <w:pStyle w:val="a9"/>
+        <w:numPr>
+          <w:ilvl w:val="0"/>
+          <w:numId w:val="1"/>
+        </w:numPr>
+        <w:rPr>
+          <w:rFonts w:ascii="David" w:hAnsi="David" w:cs="David"/>
+          <w:sz w:val="36"/>
+          <w:szCs w:val="36"/>
+        </w:rPr>
+      </w:pPr>
+      <w:r>
+        <w:rPr>
+          <w:rFonts w:ascii="David" w:hAnsi="David" w:cs="David"/>
+          <w:sz w:val="36"/>
+          <w:szCs w:val="36"/>
+          <w:rtl/>
+        </w:rPr>
+        <w:t>עמוד שער + תמונה</w:t>
+      </w:r>
+    </w:p>
+    <w:p>
+      <w:pPr>
+        <w:pStyle w:val="a9"/>
+        <w:numPr>
+          <w:ilvl w:val="0"/>
+          <w:numId w:val="1"/>
+        </w:numPr>
+        <w:rPr>
+          <w:rFonts w:ascii="David" w:hAnsi="David" w:cs="David"/>
+          <w:sz w:val="36"/>
+          <w:szCs w:val="36"/>
+        </w:rPr>
+      </w:pPr>
+      <w:r>
+        <w:rPr>
+          <w:rFonts w:ascii="David" w:hAnsi="David" w:cs="David"/>
+          <w:sz w:val="36"/>
+          <w:szCs w:val="36"/>
+          <w:rtl/>
+        </w:rPr>
+        <w:t>תוכן עניינים</w:t>
+      </w:r>
+    </w:p>
+    <w:p>
+      <w:pPr>
+        <w:pStyle w:val="a9"/>
+        <w:numPr>
+          <w:ilvl w:val="0"/>
+          <w:numId w:val="1"/>
+        </w:numPr>
+        <w:rPr>
+          <w:rFonts w:ascii="David" w:hAnsi="David" w:cs="David"/>
+          <w:sz w:val="36"/>
+          <w:szCs w:val="36"/>
+        </w:rPr>
+      </w:pPr>
+      <w:r>
+        <w:rPr>
+          <w:rFonts w:ascii="David" w:hAnsi="David" w:cs="David"/>
+          <w:sz w:val="36"/>
+          <w:szCs w:val="36"/>
+          <w:rtl/>
+        </w:rPr>
+        <w:t>תודות</w:t>
+      </w:r>
+    </w:p>
+    <w:p>
+      <w:pPr>
+        <w:pStyle w:val="a9"/>
+        <w:numPr>
+          <w:ilvl w:val="0"/>
+          <w:numId w:val="1"/>
+        </w:numPr>
+        <w:rPr>
+          <w:rFonts w:ascii="David" w:hAnsi="David" w:cs="David"/>
+          <w:sz w:val="36"/>
+          <w:szCs w:val="36"/>
+        </w:rPr>
+      </w:pPr>
+      <w:r>
+        <w:rPr>
+          <w:rFonts w:ascii="David" w:hAnsi="David" w:cs="David"/>
+          <w:sz w:val="36"/>
+          <w:szCs w:val="36"/>
+          <w:rtl/>
+        </w:rPr>
+        <w:t>הצעת פרויקט</w:t>
+      </w:r>
+      <w:r>
+        <w:rPr>
+          <w:rFonts w:ascii="David" w:hAnsi="David" w:cs="David"/>
+          <w:sz w:val="36"/>
+          <w:szCs w:val="36"/>
+          <w:rtl/>
+        </w:rPr>
+        <w:t xml:space="preserve"> (לא כולל תרשים מלבנים</w:t>
+      </w:r>
+      <w:r>
+        <w:rPr>
+          <w:rFonts w:ascii="David" w:hAnsi="David" w:cs="David" w:hint="cs"/>
+          <w:sz w:val="36"/>
+          <w:szCs w:val="36"/>
+          <w:rtl/>
+        </w:rPr>
+        <w:t xml:space="preserve"> </w:t>
+      </w:r>
+      <w:r>
+        <w:rPr>
+          <w:rFonts w:ascii="David" w:hAnsi="David" w:cs="David"/>
+          <w:sz w:val="36"/>
+          <w:szCs w:val="36"/>
+          <w:rtl/>
+        </w:rPr>
+        <w:t>+</w:t>
+      </w:r>
+      <w:r>
+        <w:rPr>
+          <w:rFonts w:ascii="David" w:hAnsi="David" w:cs="David" w:hint="cs"/>
+          <w:sz w:val="36"/>
+          <w:szCs w:val="36"/>
+          <w:rtl/>
+        </w:rPr>
+        <w:t xml:space="preserve"> </w:t>
+      </w:r>
+      <w:r>
+        <w:rPr>
+          <w:rFonts w:ascii="David" w:hAnsi="David" w:cs="David"/>
+          <w:sz w:val="36"/>
+          <w:szCs w:val="36"/>
+          <w:rtl/>
+        </w:rPr>
+        <w:t>שרטוט</w:t>
+      </w:r>
+      <w:r>
+        <w:rPr>
+          <w:rFonts w:ascii="David" w:hAnsi="David" w:cs="David"/>
+          <w:sz w:val="36"/>
+          <w:szCs w:val="36"/>
+          <w:rtl/>
+        </w:rPr>
+        <w:t>)</w:t>
+      </w:r>
+    </w:p>
+    <w:p>
+      <w:pPr>
+        <w:pStyle w:val="a9"/>
+        <w:numPr>
+          <w:ilvl w:val="0"/>
+          <w:numId w:val="1"/>
+        </w:numPr>
+        <w:rPr>
+          <w:rFonts w:ascii="David" w:hAnsi="David" w:cs="David"/>
+          <w:sz w:val="36"/>
+          <w:szCs w:val="36"/>
+        </w:rPr>
+      </w:pPr>
+      <w:r>
+        <w:rPr>
+          <w:rFonts w:ascii="David" w:hAnsi="David" w:cs="David"/>
+          <w:sz w:val="36"/>
+          <w:szCs w:val="36"/>
+          <w:rtl/>
+        </w:rPr>
+        <w:t>מבוא</w:t>
+      </w:r>
+    </w:p>
+    <w:p>
+      <w:pPr>
+        <w:pStyle w:val="a9"/>
+        <w:numPr>
+          <w:ilvl w:val="0"/>
+          <w:numId w:val="1"/>
+        </w:numPr>
+        <w:rPr>
+          <w:rFonts w:ascii="David" w:hAnsi="David" w:cs="David"/>
+          <w:sz w:val="36"/>
+          <w:szCs w:val="36"/>
+        </w:rPr>
+      </w:pPr>
+      <w:r>
+        <w:rPr>
+          <w:rFonts w:ascii="David" w:hAnsi="David" w:cs="David"/>
+          <w:sz w:val="36"/>
+          <w:szCs w:val="36"/>
+          <w:rtl/>
+        </w:rPr>
+        <w:t>תרשים מלבנים + הסבר על כל חלק</w:t>
+      </w:r>
+    </w:p>
+    <w:p>
+      <w:pPr>
+        <w:pStyle w:val="a9"/>
+        <w:numPr>
+          <w:ilvl w:val="0"/>
+          <w:numId w:val="1"/>
+        </w:numPr>
+        <w:rPr>
+          <w:rFonts w:ascii="David" w:hAnsi="David" w:cs="David"/>
+          <w:sz w:val="36"/>
+          <w:szCs w:val="36"/>
+        </w:rPr>
+      </w:pPr>
+      <w:r>
+        <w:rPr>
+          <w:rFonts w:ascii="David" w:hAnsi="David" w:cs="David"/>
+          <w:sz w:val="36"/>
+          <w:szCs w:val="36"/>
+          <w:rtl/>
+        </w:rPr>
+        <w:t>שרטוט חשמלי + הסבר על כל חלק</w:t>
+      </w:r>
+    </w:p>
+    <w:p>
+      <w:pPr>
+        <w:pStyle w:val="a9"/>
+        <w:numPr>
+          <w:ilvl w:val="0"/>
+          <w:numId w:val="1"/>
+        </w:numPr>
+        <w:rPr>
+          <w:rFonts w:ascii="David" w:hAnsi="David" w:cs="David"/>
+          <w:sz w:val="36"/>
+          <w:szCs w:val="36"/>
+        </w:rPr>
+      </w:pPr>
+      <w:r>
+        <w:rPr>
+          <w:rFonts w:ascii="David" w:hAnsi="David" w:cs="David"/>
+          <w:sz w:val="36"/>
+          <w:szCs w:val="36"/>
+          <w:rtl/>
+        </w:rPr>
+        <w:t xml:space="preserve">הסבר על הבקר </w:t>
+      </w:r>
+      <w:proofErr w:type="spellStart"/>
+      <w:r>
+        <w:rPr>
+          <w:rFonts w:ascii="David" w:hAnsi="David" w:cs="David"/>
+          <w:sz w:val="36"/>
+          <w:szCs w:val="36"/>
+          <w:rtl/>
+        </w:rPr>
+        <w:t>איתו</w:t>
+      </w:r>
+      <w:proofErr w:type="spellEnd"/>
+      <w:r>
+        <w:rPr>
+          <w:rFonts w:ascii="David" w:hAnsi="David" w:cs="David"/>
+          <w:sz w:val="36"/>
+          <w:szCs w:val="36"/>
+          <w:rtl/>
+        </w:rPr>
+        <w:t xml:space="preserve"> אתם עובדים + ניסוי</w:t>
+      </w:r>
+    </w:p>
+    <w:p>
+      <w:pPr>
+        <w:pStyle w:val="a9"/>
+        <w:numPr>
+          <w:ilvl w:val="0"/>
+          <w:numId w:val="1"/>
+        </w:numPr>
+        <w:rPr>
+          <w:rFonts w:ascii="David" w:hAnsi="David" w:cs="David"/>
+          <w:sz w:val="36"/>
+          <w:szCs w:val="36"/>
+        </w:rPr>
+      </w:pPr>
+      <w:r>
+        <w:rPr>
+          <w:rFonts w:ascii="David" w:hAnsi="David" w:cs="David" w:hint="cs"/>
+          <w:sz w:val="36"/>
+          <w:szCs w:val="36"/>
+          <w:rtl/>
+        </w:rPr>
+        <w:t xml:space="preserve">הבר על </w:t>
+      </w:r>
+      <w:r>
+        <w:rPr>
+          <w:rFonts w:ascii="David" w:hAnsi="David" w:cs="David"/>
+          <w:sz w:val="36"/>
+          <w:szCs w:val="36"/>
+          <w:rtl/>
+        </w:rPr>
+        <w:t xml:space="preserve">פרוטוקול </w:t>
+      </w:r>
+      <w:r>
+        <w:rPr>
+          <w:rFonts w:ascii="David" w:hAnsi="David" w:cs="David"/>
+          <w:sz w:val="36"/>
+          <w:szCs w:val="36"/>
+          <w:lang w:val="en-IL"/>
         </w:rPr>
         <w:t>I2C</w:t>
       </w:r>
     </w:p>
     <w:p>
       <w:pPr>
-        <w:rPr>
-          <w:rFonts w:ascii="David" w:hAnsi="David" w:cs="David"/>
-          <w:sz w:val="36"/>
-          <w:szCs w:val="36"/>
-          <w:rtl/>
-        </w:rPr>
-      </w:pPr>
-      <w:r>
-        <w:rPr>
-          <w:rFonts w:ascii="David" w:hAnsi="David" w:cs="David"/>
-          <w:sz w:val="36"/>
-          <w:szCs w:val="36"/>
-          <w:rtl/>
-        </w:rPr>
-        <w:t xml:space="preserve">ניסוי 1: מסך </w:t>
+        <w:pStyle w:val="a9"/>
+        <w:numPr>
+          <w:ilvl w:val="0"/>
+          <w:numId w:val="1"/>
+        </w:numPr>
+        <w:rPr>
+          <w:rFonts w:ascii="David" w:hAnsi="David" w:cs="David"/>
+          <w:sz w:val="36"/>
+          <w:szCs w:val="36"/>
+        </w:rPr>
+      </w:pPr>
+      <w:r>
+        <w:rPr>
+          <w:rFonts w:ascii="David" w:hAnsi="David" w:cs="David"/>
+          <w:sz w:val="36"/>
+          <w:szCs w:val="36"/>
+          <w:rtl/>
+        </w:rPr>
+        <w:t xml:space="preserve">הסבר על תצוגת </w:t>
       </w:r>
       <w:r>
         <w:rPr>
@@ -54,68 +607,187 @@
         </w:rPr>
         <w:t>OLED</w:t>
       </w:r>
-    </w:p>
-    <w:p>
-      <w:pPr>
-        <w:rPr>
-          <w:rFonts w:ascii="David" w:hAnsi="David" w:cs="David"/>
-          <w:sz w:val="36"/>
-          <w:szCs w:val="36"/>
-          <w:rtl/>
-        </w:rPr>
-      </w:pPr>
-      <w:r>
-        <w:rPr>
-          <w:rFonts w:ascii="David" w:hAnsi="David" w:cs="David"/>
-          <w:sz w:val="36"/>
-          <w:szCs w:val="36"/>
-          <w:rtl/>
-        </w:rPr>
-        <w:t xml:space="preserve">ניסוי 2: חיישן </w:t>
-      </w:r>
-      <w:r>
-        <w:rPr>
-          <w:rFonts w:ascii="David" w:hAnsi="David" w:cs="David"/>
-          <w:sz w:val="36"/>
-          <w:szCs w:val="36"/>
-        </w:rPr>
-        <w:t>ULTRASONIC</w:t>
-      </w:r>
-      <w:r>
-        <w:rPr>
-          <w:rFonts w:ascii="David" w:hAnsi="David" w:cs="David"/>
-          <w:sz w:val="36"/>
-          <w:szCs w:val="36"/>
-          <w:rtl/>
-        </w:rPr>
-        <w:t xml:space="preserve"> ומסך </w:t>
-      </w:r>
-      <w:r>
-        <w:rPr>
-          <w:rFonts w:ascii="David" w:hAnsi="David" w:cs="David"/>
-          <w:sz w:val="36"/>
-          <w:szCs w:val="36"/>
-        </w:rPr>
-        <w:t>OLED</w:t>
-      </w:r>
-    </w:p>
-    <w:p>
-      <w:pPr>
+      <w:r>
+        <w:rPr>
+          <w:rFonts w:ascii="David" w:hAnsi="David" w:cs="David"/>
+          <w:sz w:val="36"/>
+          <w:szCs w:val="36"/>
+          <w:rtl/>
+        </w:rPr>
+        <w:t xml:space="preserve"> + ניסוי</w:t>
+      </w:r>
+    </w:p>
+    <w:p>
+      <w:pPr>
+        <w:pStyle w:val="a9"/>
+        <w:numPr>
+          <w:ilvl w:val="0"/>
+          <w:numId w:val="1"/>
+        </w:numPr>
+        <w:rPr>
+          <w:rFonts w:ascii="David" w:hAnsi="David" w:cs="David"/>
+          <w:sz w:val="36"/>
+          <w:szCs w:val="36"/>
+        </w:rPr>
+      </w:pPr>
+      <w:r>
+        <w:rPr>
+          <w:rFonts w:ascii="David" w:hAnsi="David" w:cs="David"/>
+          <w:sz w:val="36"/>
+          <w:szCs w:val="36"/>
+          <w:rtl/>
+        </w:rPr>
+        <w:t>הסבר על חיישן מרחק + ניסוי</w:t>
+      </w:r>
+    </w:p>
+    <w:p>
+      <w:pPr>
+        <w:rPr>
+          <w:rFonts w:ascii="David" w:hAnsi="David" w:cs="David"/>
+          <w:sz w:val="36"/>
+          <w:szCs w:val="36"/>
+          <w:u w:val="single"/>
+          <w:rtl/>
+        </w:rPr>
+      </w:pPr>
+      <w:r>
+        <w:rPr>
+          <w:rFonts w:ascii="David" w:hAnsi="David" w:cs="David"/>
+          <w:sz w:val="36"/>
+          <w:szCs w:val="36"/>
+          <w:u w:val="single"/>
+          <w:rtl/>
+        </w:rPr>
+        <w:t xml:space="preserve">כל ניסוי כולל: </w:t>
+      </w:r>
+    </w:p>
+    <w:p>
+      <w:pPr>
+        <w:pStyle w:val="a9"/>
+        <w:numPr>
+          <w:ilvl w:val="0"/>
+          <w:numId w:val="2"/>
+        </w:numPr>
+        <w:rPr>
+          <w:rFonts w:ascii="David" w:hAnsi="David" w:cs="David"/>
+          <w:sz w:val="36"/>
+          <w:szCs w:val="36"/>
+        </w:rPr>
+      </w:pPr>
+      <w:r>
+        <w:rPr>
+          <w:rFonts w:ascii="David" w:hAnsi="David" w:cs="David"/>
+          <w:sz w:val="36"/>
+          <w:szCs w:val="36"/>
+          <w:rtl/>
+        </w:rPr>
+        <w:t xml:space="preserve">סימולציה באתר </w:t>
+      </w:r>
+      <w:r>
+        <w:rPr>
+          <w:rFonts w:ascii="David" w:hAnsi="David" w:cs="David"/>
+          <w:sz w:val="36"/>
+          <w:szCs w:val="36"/>
+        </w:rPr>
+        <w:t>WOWKI</w:t>
+      </w:r>
+      <w:r>
+        <w:rPr>
+          <w:rFonts w:ascii="David" w:hAnsi="David" w:cs="David"/>
+          <w:sz w:val="36"/>
+          <w:szCs w:val="36"/>
+          <w:rtl/>
+        </w:rPr>
+        <w:t xml:space="preserve">+ </w:t>
+      </w:r>
+      <w:r>
+        <w:rPr>
+          <w:rFonts w:ascii="David" w:hAnsi="David" w:cs="David"/>
+          <w:sz w:val="36"/>
+          <w:szCs w:val="36"/>
+        </w:rPr>
+        <w:t>QR</w:t>
+      </w:r>
+      <w:r>
+        <w:rPr>
+          <w:rFonts w:ascii="David" w:hAnsi="David" w:cs="David"/>
+          <w:sz w:val="36"/>
+          <w:szCs w:val="36"/>
+          <w:rtl/>
+        </w:rPr>
+        <w:t xml:space="preserve"> קוד לס</w:t>
+      </w:r>
+      <w:r>
+        <w:rPr>
+          <w:rFonts w:ascii="David" w:hAnsi="David" w:cs="David"/>
+          <w:sz w:val="36"/>
+          <w:szCs w:val="36"/>
+          <w:rtl/>
+        </w:rPr>
+        <w:t>רטון הניסי + קישור לניסוי</w:t>
+      </w:r>
+    </w:p>
+    <w:p>
+      <w:pPr>
+        <w:pStyle w:val="a9"/>
+        <w:numPr>
+          <w:ilvl w:val="0"/>
+          <w:numId w:val="2"/>
+        </w:numPr>
+        <w:rPr>
+          <w:rFonts w:ascii="David" w:hAnsi="David" w:cs="David"/>
+          <w:sz w:val="36"/>
+          <w:szCs w:val="36"/>
+        </w:rPr>
+      </w:pPr>
+      <w:r>
+        <w:rPr>
+          <w:rFonts w:ascii="David" w:hAnsi="David" w:cs="David"/>
+          <w:sz w:val="36"/>
+          <w:szCs w:val="36"/>
+        </w:rPr>
+        <w:t>QR</w:t>
+      </w:r>
+      <w:r>
+        <w:rPr>
+          <w:rFonts w:ascii="David" w:hAnsi="David" w:cs="David" w:hint="cs"/>
+          <w:sz w:val="36"/>
+          <w:szCs w:val="36"/>
+          <w:rtl/>
+        </w:rPr>
+        <w:t xml:space="preserve"> קוד לניסוי המעשי</w:t>
+      </w:r>
+      <w:r>
+        <w:rPr>
+          <w:rFonts w:ascii="David" w:hAnsi="David" w:cs="David" w:hint="cs"/>
+          <w:sz w:val="36"/>
+          <w:szCs w:val="36"/>
+          <w:rtl/>
+        </w:rPr>
+        <w:t xml:space="preserve"> + קוד תוכנית + הסבר על הפונקציות בקוד</w:t>
+      </w:r>
+    </w:p>
+    <w:p>
+      <w:pPr>
+        <w:pStyle w:val="a9"/>
+        <w:numPr>
+          <w:ilvl w:val="0"/>
+          <w:numId w:val="2"/>
+        </w:numPr>
+        <w:rPr>
+          <w:rFonts w:ascii="David" w:hAnsi="David" w:cs="David"/>
+          <w:sz w:val="36"/>
+          <w:szCs w:val="36"/>
+        </w:rPr>
+      </w:pPr>
+      <w:r>
         <w:rPr>
           <w:rFonts w:ascii="David" w:hAnsi="David" w:cs="David"/>
           <w:sz w:val="36"/>
           <w:szCs w:val="36"/>
           <w:lang w:val="en-IL"/>
         </w:rPr>
-      </w:pPr>
-      <w:r>
-        <w:rPr>
-          <w:rFonts w:ascii="David" w:hAnsi="David" w:cs="David"/>
-          <w:sz w:val="36"/>
-          <w:szCs w:val="36"/>
-          <w:rtl/>
-        </w:rPr>
-        <w:t xml:space="preserve">ניסוי 3: </w:t>
+        <w:t xml:space="preserve">Logic </w:t>
       </w:r>
       <w:proofErr w:type="spellStart"/>
       <w:r>
@@ -123,9 +795,9 @@
           <w:rFonts w:ascii="David" w:hAnsi="David" w:cs="David"/>
           <w:sz w:val="36"/>
           <w:szCs w:val="36"/>
-          <w:rtl/>
-        </w:rPr>
-        <w:t>לדים</w:t>
+          <w:lang w:val="en-IL"/>
+        </w:rPr>
+        <w:t>analyzer</w:t>
       </w:r>
       <w:proofErr w:type="spellEnd"/>
       <w:r>
@@ -139,124 +811,101 @@
       </w:r>
       <w:r>
         <w:rPr>
-          <w:rFonts w:ascii="David" w:hAnsi="David" w:cs="David"/>
-          <w:sz w:val="36"/>
-          <w:szCs w:val="36"/>
-          <w:lang w:val="en-IL"/>
-        </w:rPr>
-        <w:t>neo led</w:t>
-      </w:r>
-    </w:p>
-    <w:p>
-      <w:pPr>
-        <w:rPr>
-          <w:rFonts w:ascii="David" w:hAnsi="David" w:cs="David"/>
-          <w:sz w:val="36"/>
-          <w:szCs w:val="36"/>
-          <w:rtl/>
-        </w:rPr>
-      </w:pPr>
-      <w:r>
-        <w:rPr>
-          <w:rFonts w:ascii="David" w:hAnsi="David" w:cs="David"/>
-          <w:sz w:val="36"/>
-          <w:szCs w:val="36"/>
-          <w:rtl/>
-        </w:rPr>
-        <w:t xml:space="preserve">ניסוי 4: חיישן </w:t>
-      </w:r>
-      <w:r>
-        <w:rPr>
-          <w:rFonts w:ascii="David" w:hAnsi="David" w:cs="David"/>
-          <w:sz w:val="36"/>
-          <w:szCs w:val="36"/>
-        </w:rPr>
-        <w:t>LDR</w:t>
-      </w:r>
-    </w:p>
-    <w:p>
-      <w:pPr>
-        <w:rPr>
-          <w:rFonts w:ascii="David" w:hAnsi="David" w:cs="David"/>
-          <w:sz w:val="36"/>
-          <w:szCs w:val="36"/>
-          <w:rtl/>
-        </w:rPr>
-      </w:pPr>
-      <w:r>
-        <w:rPr>
-          <w:rFonts w:ascii="David" w:hAnsi="David" w:cs="David"/>
-          <w:sz w:val="36"/>
-          <w:szCs w:val="36"/>
-          <w:rtl/>
-        </w:rPr>
-        <w:t xml:space="preserve">ניסוי 5: הדלקת </w:t>
-      </w:r>
-      <w:proofErr w:type="spellStart"/>
-      <w:r>
-        <w:rPr>
-          <w:rFonts w:ascii="David" w:hAnsi="David" w:cs="David"/>
-          <w:sz w:val="36"/>
-          <w:szCs w:val="36"/>
-          <w:rtl/>
-        </w:rPr>
-        <w:t>לדים</w:t>
-      </w:r>
-      <w:proofErr w:type="spellEnd"/>
-      <w:r>
-        <w:rPr>
-          <w:rFonts w:ascii="David" w:hAnsi="David" w:cs="David"/>
+          <w:rFonts w:cs="David" w:hint="cs"/>
+          <w:sz w:val="36"/>
+          <w:szCs w:val="36"/>
+          <w:rtl/>
+        </w:rPr>
+        <w:t>במידת האפשרות</w:t>
+      </w:r>
+    </w:p>
+    <w:p>
+      <w:pPr>
+        <w:pStyle w:val="a9"/>
+        <w:numPr>
+          <w:ilvl w:val="0"/>
+          <w:numId w:val="2"/>
+        </w:numPr>
+        <w:rPr>
+          <w:rFonts w:ascii="David" w:hAnsi="David" w:cs="David"/>
+          <w:sz w:val="36"/>
+          <w:szCs w:val="36"/>
+        </w:rPr>
+      </w:pPr>
+      <w:r>
+        <w:rPr>
+          <w:rFonts w:ascii="David" w:hAnsi="David" w:cs="David" w:hint="cs"/>
+          <w:sz w:val="36"/>
+          <w:szCs w:val="36"/>
+          <w:rtl/>
+        </w:rPr>
+        <w:t>מסכנות</w:t>
+      </w:r>
+    </w:p>
+    <w:p>
+      <w:pPr>
+        <w:rPr>
+          <w:rFonts w:ascii="David" w:hAnsi="David" w:cs="David"/>
+          <w:sz w:val="36"/>
+          <w:szCs w:val="36"/>
+          <w:rtl/>
+        </w:rPr>
+      </w:pPr>
+      <w:r>
+        <w:rPr>
+          <w:rFonts w:ascii="David" w:hAnsi="David" w:cs="David" w:hint="cs"/>
+          <w:sz w:val="36"/>
+          <w:szCs w:val="36"/>
+          <w:u w:val="single"/>
+          <w:rtl/>
+        </w:rPr>
+        <w:t>הערה:</w:t>
+      </w:r>
+      <w:r>
+        <w:rPr>
+          <w:rFonts w:ascii="David" w:hAnsi="David" w:cs="David" w:hint="cs"/>
           <w:sz w:val="36"/>
           <w:szCs w:val="36"/>
           <w:rtl/>
         </w:rPr>
         <w:t xml:space="preserve"> </w:t>
       </w:r>
-      <w:proofErr w:type="spellStart"/>
-      <w:r>
-        <w:rPr>
-          <w:rFonts w:ascii="David" w:hAnsi="David" w:cs="David"/>
-          <w:sz w:val="36"/>
-          <w:szCs w:val="36"/>
-          <w:rtl/>
-        </w:rPr>
-        <w:t>קידמיים</w:t>
-      </w:r>
-      <w:proofErr w:type="spellEnd"/>
-      <w:r>
-        <w:rPr>
-          <w:rFonts w:ascii="David" w:hAnsi="David" w:cs="David"/>
-          <w:sz w:val="36"/>
-          <w:szCs w:val="36"/>
-          <w:rtl/>
-        </w:rPr>
-        <w:t xml:space="preserve"> עם </w:t>
-      </w:r>
-      <w:r>
-        <w:rPr>
-          <w:rFonts w:ascii="David" w:hAnsi="David" w:cs="David"/>
-          <w:sz w:val="36"/>
-          <w:szCs w:val="36"/>
-        </w:rPr>
-        <w:t>LDR</w:t>
-      </w:r>
-      <w:r>
-        <w:rPr>
-          <w:rFonts w:ascii="David" w:hAnsi="David" w:cs="David"/>
-          <w:sz w:val="36"/>
-          <w:szCs w:val="36"/>
-          <w:rtl/>
-        </w:rPr>
-        <w:t xml:space="preserve"> </w:t>
-      </w:r>
-      <w:r>
-        <w:rPr>
-          <w:rFonts w:ascii="David" w:hAnsi="David" w:cs="David"/>
-          <w:sz w:val="36"/>
-          <w:szCs w:val="36"/>
-          <w:rtl/>
-        </w:rPr>
-        <w:t xml:space="preserve"> </w:t>
+      <w:r>
+        <w:rPr>
+          <w:rFonts w:ascii="David" w:hAnsi="David" w:cs="David" w:hint="cs"/>
+          <w:sz w:val="36"/>
+          <w:szCs w:val="36"/>
+          <w:rtl/>
+        </w:rPr>
+        <w:t xml:space="preserve">הסבר על כל רכיב בפרויקט חייב לכלול </w:t>
+      </w:r>
+      <w:r>
+        <w:rPr>
+          <w:rFonts w:ascii="David" w:hAnsi="David" w:cs="David" w:hint="cs"/>
+          <w:sz w:val="36"/>
+          <w:szCs w:val="36"/>
+          <w:rtl/>
+        </w:rPr>
+        <w:t>שיקולים בחירת הרכיב.</w:t>
+      </w:r>
+    </w:p>
+    <w:p>
+      <w:pPr>
+        <w:rPr>
+          <w:rFonts w:ascii="David" w:hAnsi="David" w:cs="David"/>
+          <w:sz w:val="36"/>
+          <w:szCs w:val="36"/>
+          <w:rtl/>
+        </w:rPr>
+      </w:pPr>
+      <w:r>
+        <w:rPr>
+          <w:rFonts w:ascii="David" w:hAnsi="David" w:cs="David" w:hint="cs"/>
+          <w:sz w:val="36"/>
+          <w:szCs w:val="36"/>
+          <w:rtl/>
+        </w:rPr>
+        <w:t>להוסיף ביבליוגרפיה</w:t>
       </w:r>
     </w:p>
     <w:sectPr>
@@ -267,6 +916,243 @@
     </w:sectPr>
   </w:body>
 </w:document>
+</file>
+
+<file path=word/numbering.xml><?xml version="1.0" encoding="utf-8"?>
+<w:numbering xmlns:wpc="http://schemas.microsoft.com/office/word/2010/wordprocessingCanvas" xmlns:cx="http://schemas.microsoft.com/office/drawing/2014/chartex" xmlns:cx1="http://schemas.microsoft.com/office/drawing/2015/9/8/chartex" xmlns:cx2="http://schemas.microsoft.com/office/drawing/2015/10/21/chartex" xmlns:cx3="http://schemas.microsoft.com/office/drawing/2016/5/9/chartex" xmlns:cx4="http://schemas.microsoft.com/office/drawing/2016/5/10/chartex" xmlns:cx5="http://schemas.microsoft.com/office/drawing/2016/5/11/chartex" xmlns:cx6="http://schemas.microsoft.com/office/drawing/2016/5/12/chartex" xmlns:cx7="http://schemas.microsoft.com/office/drawing/2016/5/13/chartex" xmlns:cx8="http://schemas.microsoft.com/office/drawing/2016/5/14/chartex" xmlns:mc="http://schemas.openxmlformats.org/markup-compatibility/2006" xmlns:aink="http://schemas.microsoft.com/office/drawing/2016/ink" xmlns:am3d="http://schemas.microsoft.com/office/drawing/2017/model3d" xmlns:o="urn:schemas-microsoft-com:office:office" xmlns:oel="http://schemas.microsoft.com/office/2019/extlst" xmlns:r="http://schemas.openxmlformats.org/officeDocument/2006/relationships" xmlns:m="http://schemas.openxmlformats.org/officeDocument/2006/math" xmlns:v="urn:schemas-microsoft-com:vml" xmlns:wp14="http://schemas.microsoft.com/office/word/2010/wordprocessingDrawing" xmlns:wp="http://schemas.openxmlformats.org/drawingml/2006/wordprocessingDrawing" xmlns:w10="urn:schemas-microsoft-com:office:word" xmlns:w="http://schemas.openxmlformats.org/wordprocessingml/2006/main" xmlns:w14="http://schemas.microsoft.com/office/word/2010/wordml" xmlns:w15="http://schemas.microsoft.com/office/word/2012/wordml" xmlns:w16cex="http://schemas.microsoft.com/office/word/2018/wordml/cex" xmlns:w16cid="http://schemas.microsoft.com/office/word/2016/wordml/cid" xmlns:w16="http://schemas.microsoft.com/office/word/2018/wordml" xmlns:w16du="http://schemas.microsoft.com/office/word/2023/wordml/word16du" xmlns:w16sdtdh="http://schemas.microsoft.com/office/word/2020/wordml/sdtdatahash" xmlns:w16se="http://schemas.microsoft.com/office/word/2015/wordml/symex" xmlns:wpg="http://schemas.microsoft.com/office/word/2010/wordprocessingGroup" xmlns:wpi="http://schemas.microsoft.com/office/word/2010/wordprocessingInk" xmlns:wne="http://schemas.microsoft.com/office/word/2006/wordml" xmlns:wps="http://schemas.microsoft.com/office/word/2010/wordprocessingShape" mc:Ignorable="w14 w15 w16se w16cid w16 w16cex w16sdtdh w16du wp14">
+  <w:abstractNum w:abstractNumId="0" w15:restartNumberingAfterBreak="0">
+    <w:nsid w:val="0409721C"/>
+    <w:multiLevelType w:val="hybridMultilevel"/>
+    <w:tmpl w:val="C7582F2A"/>
+    <w:lvl w:ilvl="0" w:tplc="04090005">
+      <w:start w:val="1"/>
+      <w:numFmt w:val="bullet"/>
+      <w:lvlText w:val=""/>
+      <w:lvlJc w:val="left"/>
+      <w:pPr>
+        <w:ind w:left="720" w:hanging="360"/>
+      </w:pPr>
+      <w:rPr>
+        <w:rFonts w:ascii="Wingdings" w:hAnsi="Wingdings" w:hint="default"/>
+      </w:rPr>
+    </w:lvl>
+    <w:lvl w:ilvl="1" w:tplc="04090003" w:tentative="1">
+      <w:start w:val="1"/>
+      <w:numFmt w:val="bullet"/>
+      <w:lvlText w:val="o"/>
+      <w:lvlJc w:val="left"/>
+      <w:pPr>
+        <w:ind w:left="1440" w:hanging="360"/>
+      </w:pPr>
+      <w:rPr>
+        <w:rFonts w:ascii="Courier New" w:hAnsi="Courier New" w:cs="Courier New" w:hint="default"/>
+      </w:rPr>
+    </w:lvl>
+    <w:lvl w:ilvl="2" w:tplc="04090005" w:tentative="1">
+      <w:start w:val="1"/>
+      <w:numFmt w:val="bullet"/>
+      <w:lvlText w:val=""/>
+      <w:lvlJc w:val="left"/>
+      <w:pPr>
+        <w:ind w:left="2160" w:hanging="360"/>
+      </w:pPr>
+      <w:rPr>
+        <w:rFonts w:ascii="Wingdings" w:hAnsi="Wingdings" w:hint="default"/>
+      </w:rPr>
+    </w:lvl>
+    <w:lvl w:ilvl="3" w:tplc="04090001" w:tentative="1">
+      <w:start w:val="1"/>
+      <w:numFmt w:val="bullet"/>
+      <w:lvlText w:val=""/>
+      <w:lvlJc w:val="left"/>
+      <w:pPr>
+        <w:ind w:left="2880" w:hanging="360"/>
+      </w:pPr>
+      <w:rPr>
+        <w:rFonts w:ascii="Symbol" w:hAnsi="Symbol" w:hint="default"/>
+      </w:rPr>
+    </w:lvl>
+    <w:lvl w:ilvl="4" w:tplc="04090003" w:tentative="1">
+      <w:start w:val="1"/>
+      <w:numFmt w:val="bullet"/>
+      <w:lvlText w:val="o"/>
+      <w:lvlJc w:val="left"/>
+      <w:pPr>
+        <w:ind w:left="3600" w:hanging="360"/>
+      </w:pPr>
+      <w:rPr>
+        <w:rFonts w:ascii="Courier New" w:hAnsi="Courier New" w:cs="Courier New" w:hint="default"/>
+      </w:rPr>
+    </w:lvl>
+    <w:lvl w:ilvl="5" w:tplc="04090005" w:tentative="1">
+      <w:start w:val="1"/>
+      <w:numFmt w:val="bullet"/>
+      <w:lvlText w:val=""/>
+      <w:lvlJc w:val="left"/>
+      <w:pPr>
+        <w:ind w:left="4320" w:hanging="360"/>
+      </w:pPr>
+      <w:rPr>
+        <w:rFonts w:ascii="Wingdings" w:hAnsi="Wingdings" w:hint="default"/>
+      </w:rPr>
+    </w:lvl>
+    <w:lvl w:ilvl="6" w:tplc="04090001" w:tentative="1">
+      <w:start w:val="1"/>
+      <w:numFmt w:val="bullet"/>
+      <w:lvlText w:val=""/>
+      <w:lvlJc w:val="left"/>
+      <w:pPr>
+        <w:ind w:left="5040" w:hanging="360"/>
+      </w:pPr>
+      <w:rPr>
+        <w:rFonts w:ascii="Symbol" w:hAnsi="Symbol" w:hint="default"/>
+      </w:rPr>
+    </w:lvl>
+    <w:lvl w:ilvl="7" w:tplc="04090003" w:tentative="1">
+      <w:start w:val="1"/>
+      <w:numFmt w:val="bullet"/>
+      <w:lvlText w:val="o"/>
+      <w:lvlJc w:val="left"/>
+      <w:pPr>
+        <w:ind w:left="5760" w:hanging="360"/>
+      </w:pPr>
+      <w:rPr>
+        <w:rFonts w:ascii="Courier New" w:hAnsi="Courier New" w:cs="Courier New" w:hint="default"/>
+      </w:rPr>
+    </w:lvl>
+    <w:lvl w:ilvl="8" w:tplc="04090005" w:tentative="1">
+      <w:start w:val="1"/>
+      <w:numFmt w:val="bullet"/>
+      <w:lvlText w:val=""/>
+      <w:lvlJc w:val="left"/>
+      <w:pPr>
+        <w:ind w:left="6480" w:hanging="360"/>
+      </w:pPr>
+      <w:rPr>
+        <w:rFonts w:ascii="Wingdings" w:hAnsi="Wingdings" w:hint="default"/>
+      </w:rPr>
+    </w:lvl>
+  </w:abstractNum>
+  <w:abstractNum w:abstractNumId="1" w15:restartNumberingAfterBreak="0">
+    <w:nsid w:val="592A68F0"/>
+    <w:multiLevelType w:val="hybridMultilevel"/>
+    <w:tmpl w:val="1CAC5BCC"/>
+    <w:lvl w:ilvl="0" w:tplc="04090005">
+      <w:start w:val="1"/>
+      <w:numFmt w:val="bullet"/>
+      <w:lvlText w:val=""/>
+      <w:lvlJc w:val="left"/>
+      <w:pPr>
+        <w:ind w:left="720" w:hanging="360"/>
+      </w:pPr>
+      <w:rPr>
+        <w:rFonts w:ascii="Wingdings" w:hAnsi="Wingdings" w:hint="default"/>
+      </w:rPr>
+    </w:lvl>
+    <w:lvl w:ilvl="1" w:tplc="04090003" w:tentative="1">
+      <w:start w:val="1"/>
+      <w:numFmt w:val="bullet"/>
+      <w:lvlText w:val="o"/>
+      <w:lvlJc w:val="left"/>
+      <w:pPr>
+        <w:ind w:left="1440" w:hanging="360"/>
+      </w:pPr>
+      <w:rPr>
+        <w:rFonts w:ascii="Courier New" w:hAnsi="Courier New" w:cs="Courier New" w:hint="default"/>
+      </w:rPr>
+    </w:lvl>
+    <w:lvl w:ilvl="2" w:tplc="04090005" w:tentative="1">
+      <w:start w:val="1"/>
+      <w:numFmt w:val="bullet"/>
+      <w:lvlText w:val=""/>
+      <w:lvlJc w:val="left"/>
+      <w:pPr>
+        <w:ind w:left="2160" w:hanging="360"/>
+      </w:pPr>
+      <w:rPr>
+        <w:rFonts w:ascii="Wingdings" w:hAnsi="Wingdings" w:hint="default"/>
+      </w:rPr>
+    </w:lvl>
+    <w:lvl w:ilvl="3" w:tplc="04090001" w:tentative="1">
+      <w:start w:val="1"/>
+      <w:numFmt w:val="bullet"/>
+      <w:lvlText w:val=""/>
+      <w:lvlJc w:val="left"/>
+      <w:pPr>
+        <w:ind w:left="2880" w:hanging="360"/>
+      </w:pPr>
+      <w:rPr>
+        <w:rFonts w:ascii="Symbol" w:hAnsi="Symbol" w:hint="default"/>
+      </w:rPr>
+    </w:lvl>
+    <w:lvl w:ilvl="4" w:tplc="04090003" w:tentative="1">
+      <w:start w:val="1"/>
+      <w:numFmt w:val="bullet"/>
+      <w:lvlText w:val="o"/>
+      <w:lvlJc w:val="left"/>
+      <w:pPr>
+        <w:ind w:left="3600" w:hanging="360"/>
+      </w:pPr>
+      <w:rPr>
+        <w:rFonts w:ascii="Courier New" w:hAnsi="Courier New" w:cs="Courier New" w:hint="default"/>
+      </w:rPr>
+    </w:lvl>
+    <w:lvl w:ilvl="5" w:tplc="04090005" w:tentative="1">
+      <w:start w:val="1"/>
+      <w:numFmt w:val="bullet"/>
+      <w:lvlText w:val=""/>
+      <w:lvlJc w:val="left"/>
+      <w:pPr>
+        <w:ind w:left="4320" w:hanging="360"/>
+      </w:pPr>
+      <w:rPr>
+        <w:rFonts w:ascii="Wingdings" w:hAnsi="Wingdings" w:hint="default"/>
+      </w:rPr>
+    </w:lvl>
+    <w:lvl w:ilvl="6" w:tplc="04090001" w:tentative="1">
+      <w:start w:val="1"/>
+      <w:numFmt w:val="bullet"/>
+      <w:lvlText w:val=""/>
+      <w:lvlJc w:val="left"/>
+      <w:pPr>
+        <w:ind w:left="5040" w:hanging="360"/>
+      </w:pPr>
+      <w:rPr>
+        <w:rFonts w:ascii="Symbol" w:hAnsi="Symbol" w:hint="default"/>
+      </w:rPr>
+    </w:lvl>
+    <w:lvl w:ilvl="7" w:tplc="04090003" w:tentative="1">
+      <w:start w:val="1"/>
+      <w:numFmt w:val="bullet"/>
+      <w:lvlText w:val="o"/>
+      <w:lvlJc w:val="left"/>
+      <w:pPr>
+        <w:ind w:left="5760" w:hanging="360"/>
+      </w:pPr>
+      <w:rPr>
+        <w:rFonts w:ascii="Courier New" w:hAnsi="Courier New" w:cs="Courier New" w:hint="default"/>
+      </w:rPr>
+    </w:lvl>
+    <w:lvl w:ilvl="8" w:tplc="04090005" w:tentative="1">
+      <w:start w:val="1"/>
+      <w:numFmt w:val="bullet"/>
+      <w:lvlText w:val=""/>
+      <w:lvlJc w:val="left"/>
+      <w:pPr>
+        <w:ind w:left="6480" w:hanging="360"/>
+      </w:pPr>
+      <w:rPr>
+        <w:rFonts w:ascii="Wingdings" w:hAnsi="Wingdings" w:hint="default"/>
+      </w:rPr>
+    </w:lvl>
+  </w:abstractNum>
+  <w:num w:numId="1" w16cid:durableId="29959682">
+    <w:abstractNumId w:val="1"/>
+  </w:num>
+  <w:num w:numId="2" w16cid:durableId="1739206161">
+    <w:abstractNumId w:val="0"/>
+  </w:num>
+</w:numbering>
 </file>
 
 <file path=word/styles.xml><?xml version="1.0" encoding="utf-8"?>

--- a/סדר ניסוים.docx
+++ b/סדר ניסוים.docx
@@ -1,53 +1,63 @@
 
 <file path=word/document.xml><?xml version="1.0" encoding="utf-8"?>
-<w:document xmlns:wpc="http://schemas.microsoft.com/office/word/2010/wordprocessingCanvas" xmlns:cx="http://schemas.microsoft.com/office/drawing/2014/chartex" xmlns:cx1="http://schemas.microsoft.com/office/drawing/2015/9/8/chartex" xmlns:cx2="http://schemas.microsoft.com/office/drawing/2015/10/21/chartex" xmlns:cx3="http://schemas.microsoft.com/office/drawing/2016/5/9/chartex" xmlns:cx4="http://schemas.microsoft.com/office/drawing/2016/5/10/chartex" xmlns:cx5="http://schemas.microsoft.com/office/drawing/2016/5/11/chartex" xmlns:cx6="http://schemas.microsoft.com/office/drawing/2016/5/12/chartex" xmlns:cx7="http://schemas.microsoft.com/office/drawing/2016/5/13/chartex" xmlns:cx8="http://schemas.microsoft.com/office/drawing/2016/5/14/chartex" xmlns:mc="http://schemas.openxmlformats.org/markup-compatibility/2006" xmlns:aink="http://schemas.microsoft.com/office/drawing/2016/ink" xmlns:am3d="http://schemas.microsoft.com/office/drawing/2017/model3d" xmlns:o="urn:schemas-microsoft-com:office:office" xmlns:oel="http://schemas.microsoft.com/office/2019/extlst" xmlns:r="http://schemas.openxmlformats.org/officeDocument/2006/relationships" xmlns:m="http://schemas.openxmlformats.org/officeDocument/2006/math" xmlns:v="urn:schemas-microsoft-com:vml" xmlns:wp14="http://schemas.microsoft.com/office/word/2010/wordprocessingDrawing" xmlns:wp="http://schemas.openxmlformats.org/drawingml/2006/wordprocessingDrawing" xmlns:w10="urn:schemas-microsoft-com:office:word" xmlns:w="http://schemas.openxmlformats.org/wordprocessingml/2006/main" xmlns:w14="http://schemas.microsoft.com/office/word/2010/wordml" xmlns:w15="http://schemas.microsoft.com/office/word/2012/wordml" xmlns:w16cex="http://schemas.microsoft.com/office/word/2018/wordml/cex" xmlns:w16cid="http://schemas.microsoft.com/office/word/2016/wordml/cid" xmlns:w16="http://schemas.microsoft.com/office/word/2018/wordml" xmlns:w16du="http://schemas.microsoft.com/office/word/2023/wordml/word16du" xmlns:w16sdtdh="http://schemas.microsoft.com/office/word/2020/wordml/sdtdatahash" xmlns:w16se="http://schemas.microsoft.com/office/word/2015/wordml/symex" xmlns:wpg="http://schemas.microsoft.com/office/word/2010/wordprocessingGroup" xmlns:wpi="http://schemas.microsoft.com/office/word/2010/wordprocessingInk" xmlns:wne="http://schemas.microsoft.com/office/word/2006/wordml" xmlns:wps="http://schemas.microsoft.com/office/word/2010/wordprocessingShape" mc:Ignorable="w14 w15 w16se w16cid w16 w16cex w16sdtdh w16du wp14">
+<w:document xmlns:wpc="http://schemas.microsoft.com/office/word/2010/wordprocessingCanvas" xmlns:cx="http://schemas.microsoft.com/office/drawing/2014/chartex" xmlns:cx1="http://schemas.microsoft.com/office/drawing/2015/9/8/chartex" xmlns:cx2="http://schemas.microsoft.com/office/drawing/2015/10/21/chartex" xmlns:cx3="http://schemas.microsoft.com/office/drawing/2016/5/9/chartex" xmlns:cx4="http://schemas.microsoft.com/office/drawing/2016/5/10/chartex" xmlns:cx5="http://schemas.microsoft.com/office/drawing/2016/5/11/chartex" xmlns:cx6="http://schemas.microsoft.com/office/drawing/2016/5/12/chartex" xmlns:cx7="http://schemas.microsoft.com/office/drawing/2016/5/13/chartex" xmlns:cx8="http://schemas.microsoft.com/office/drawing/2016/5/14/chartex" xmlns:mc="http://schemas.openxmlformats.org/markup-compatibility/2006" xmlns:aink="http://schemas.microsoft.com/office/drawing/2016/ink" xmlns:am3d="http://schemas.microsoft.com/office/drawing/2017/model3d" xmlns:o="urn:schemas-microsoft-com:office:office" xmlns:oel="http://schemas.microsoft.com/office/2019/extlst" xmlns:r="http://schemas.openxmlformats.org/officeDocument/2006/relationships" xmlns:m="http://schemas.openxmlformats.org/officeDocument/2006/math" xmlns:v="urn:schemas-microsoft-com:vml" xmlns:wp14="http://schemas.microsoft.com/office/word/2010/wordprocessingDrawing" xmlns:wp="http://schemas.openxmlformats.org/drawingml/2006/wordprocessingDrawing" xmlns:w10="urn:schemas-microsoft-com:office:word" xmlns:w="http://schemas.openxmlformats.org/wordprocessingml/2006/main" xmlns:w14="http://schemas.microsoft.com/office/word/2010/wordml" xmlns:w15="http://schemas.microsoft.com/office/word/2012/wordml" xmlns:w16cex="http://schemas.microsoft.com/office/word/2018/wordml/cex" xmlns:w16cid="http://schemas.microsoft.com/office/word/2016/wordml/cid" xmlns:w16="http://schemas.microsoft.com/office/word/2018/wordml" xmlns:w16du="http://schemas.microsoft.com/office/word/2023/wordml/word16du" xmlns:w16sdtdh="http://schemas.microsoft.com/office/word/2020/wordml/sdtdatahash" xmlns:w16sdtfl="http://schemas.microsoft.com/office/word/2024/wordml/sdtformatlock" xmlns:w16se="http://schemas.microsoft.com/office/word/2015/wordml/symex" xmlns:wpg="http://schemas.microsoft.com/office/word/2010/wordprocessingGroup" xmlns:wpi="http://schemas.microsoft.com/office/word/2010/wordprocessingInk" xmlns:wne="http://schemas.microsoft.com/office/word/2006/wordml" xmlns:wps="http://schemas.microsoft.com/office/word/2010/wordprocessingShape" mc:Ignorable="w14 w15 w16se w16cid w16 w16cex w16sdtdh w16sdtfl w16du wp14">
   <w:body>
     <w:p>
       <w:pPr>
+        <w:pStyle w:val="a9"/>
+        <w:numPr>
+          <w:ilvl w:val="0"/>
+          <w:numId w:val="3"/>
+        </w:numPr>
+        <w:rPr>
+          <w:rFonts w:ascii="David" w:hAnsi="David" w:cs="David"/>
+          <w:sz w:val="36"/>
+          <w:szCs w:val="36"/>
+          <w:rtl/>
+        </w:rPr>
+      </w:pPr>
+      <w:r>
+        <w:rPr>
+          <w:rFonts w:ascii="David" w:hAnsi="David" w:cs="David" w:hint="cs"/>
+          <w:sz w:val="36"/>
+          <w:szCs w:val="36"/>
+          <w:rtl/>
+        </w:rPr>
+        <w:t>הדלקת ה</w:t>
+      </w:r>
+      <w:r>
+        <w:rPr>
+          <w:rFonts w:ascii="David" w:hAnsi="David" w:cs="David"/>
+          <w:sz w:val="36"/>
+          <w:szCs w:val="36"/>
+        </w:rPr>
+        <w:t>neo led</w:t>
+      </w:r>
+    </w:p>
+    <w:p>
+      <w:pPr>
+        <w:pStyle w:val="a9"/>
+        <w:numPr>
+          <w:ilvl w:val="0"/>
+          <w:numId w:val="3"/>
+        </w:numPr>
+        <w:rPr>
+          <w:rFonts w:cs="David"/>
+          <w:sz w:val="36"/>
+          <w:szCs w:val="36"/>
+          <w:rtl/>
+        </w:rPr>
+      </w:pPr>
+      <w:r>
         <w:rPr>
           <w:rFonts w:cs="David" w:hint="cs"/>
           <w:sz w:val="36"/>
           <w:szCs w:val="36"/>
           <w:rtl/>
         </w:rPr>
-      </w:pPr>
-      <w:r>
-        <w:rPr>
-          <w:rFonts w:ascii="David" w:hAnsi="David" w:cs="David"/>
-          <w:b/>
-          <w:bCs/>
-          <w:sz w:val="36"/>
-          <w:szCs w:val="36"/>
-          <w:rtl/>
-        </w:rPr>
-        <w:t>ניסוי 1:</w:t>
+        <w:t xml:space="preserve">ניסוי עם </w:t>
       </w:r>
-      <w:r>
-        <w:rPr>
-          <w:rFonts w:ascii="David" w:hAnsi="David" w:cs="David"/>
-          <w:sz w:val="36"/>
-          <w:szCs w:val="36"/>
-          <w:rtl/>
-        </w:rPr>
-        <w:t xml:space="preserve"> </w:t>
-      </w:r>
-      <w:r>
-        <w:rPr>
-          <w:rFonts w:ascii="David" w:hAnsi="David" w:cs="David" w:hint="cs"/>
-          <w:sz w:val="36"/>
-          <w:szCs w:val="36"/>
-          <w:rtl/>
-        </w:rPr>
-        <w:t xml:space="preserve">בקר </w:t>
-      </w:r>
-      <w:r>
-        <w:rPr>
-          <w:rFonts w:ascii="David" w:hAnsi="David" w:cs="David"/>
-          <w:sz w:val="36"/>
-          <w:szCs w:val="36"/>
-        </w:rPr>
-        <w:t>ESP32</w:t>
-      </w:r>
+      <w:proofErr w:type="spellStart"/>
       <w:r>
         <w:rPr>
           <w:rFonts w:cs="David" w:hint="cs"/>
@@ -55,16 +65,9 @@
           <w:szCs w:val="36"/>
           <w:rtl/>
         </w:rPr>
-        <w:t xml:space="preserve"> עם לחצנים ולד </w:t>
+        <w:t>הלדים</w:t>
       </w:r>
-      <w:r>
-        <w:rPr>
-          <w:rFonts w:ascii="David" w:hAnsi="David" w:cs="David"/>
-          <w:sz w:val="36"/>
-          <w:szCs w:val="36"/>
-        </w:rPr>
-        <w:t>RGB</w:t>
-      </w:r>
+      <w:proofErr w:type="spellEnd"/>
       <w:r>
         <w:rPr>
           <w:rFonts w:cs="David" w:hint="cs"/>
@@ -72,7 +75,15 @@
           <w:szCs w:val="36"/>
           <w:rtl/>
         </w:rPr>
-        <w:t>(להוסיף צילומי מסך מה</w:t>
+        <w:t xml:space="preserve"> עם קליטת מידע מחיישן אור </w:t>
+      </w:r>
+      <w:r>
+        <w:rPr>
+          <w:rFonts w:cs="David"/>
+          <w:sz w:val="36"/>
+          <w:szCs w:val="36"/>
+        </w:rPr>
+        <w:t>LDR</w:t>
       </w:r>
       <w:r>
         <w:rPr>
@@ -81,734 +92,9 @@
           <w:szCs w:val="36"/>
           <w:rtl/>
         </w:rPr>
-        <w:t>תוכנה: שלבי עבודה)</w:t>
-      </w:r>
-    </w:p>
-    <w:p>
-      <w:pPr>
-        <w:rPr>
-          <w:rFonts w:ascii="David" w:hAnsi="David" w:cs="David" w:hint="cs"/>
-          <w:sz w:val="36"/>
-          <w:szCs w:val="36"/>
-          <w:rtl/>
-        </w:rPr>
-      </w:pPr>
-      <w:r>
-        <w:rPr>
-          <w:rFonts w:ascii="David" w:hAnsi="David" w:cs="David"/>
-          <w:b/>
-          <w:bCs/>
-          <w:sz w:val="36"/>
-          <w:szCs w:val="36"/>
-          <w:rtl/>
-        </w:rPr>
-        <w:t>ניסוי 2:</w:t>
-      </w:r>
-      <w:r>
-        <w:rPr>
-          <w:rFonts w:ascii="David" w:hAnsi="David" w:cs="David"/>
-          <w:sz w:val="36"/>
-          <w:szCs w:val="36"/>
-          <w:rtl/>
-        </w:rPr>
-        <w:t xml:space="preserve"> </w:t>
-      </w:r>
-      <w:r>
-        <w:rPr>
-          <w:rFonts w:ascii="David" w:hAnsi="David" w:cs="David" w:hint="cs"/>
-          <w:sz w:val="36"/>
-          <w:szCs w:val="36"/>
-          <w:rtl/>
-        </w:rPr>
-        <w:t xml:space="preserve">תצוגת </w:t>
-      </w:r>
-      <w:r>
-        <w:rPr>
-          <w:rFonts w:ascii="David" w:hAnsi="David" w:cs="David"/>
-          <w:sz w:val="36"/>
-          <w:szCs w:val="36"/>
-        </w:rPr>
-        <w:t>OLED</w:t>
-      </w:r>
-      <w:r>
-        <w:rPr>
-          <w:rFonts w:ascii="David" w:hAnsi="David" w:cs="David" w:hint="cs"/>
-          <w:sz w:val="36"/>
-          <w:szCs w:val="36"/>
-          <w:rtl/>
-        </w:rPr>
-        <w:t xml:space="preserve">(לפני להסביר על פרוטוקול </w:t>
-      </w:r>
-      <w:r>
-        <w:rPr>
-          <w:rFonts w:ascii="David" w:hAnsi="David" w:cs="David"/>
-          <w:sz w:val="36"/>
-          <w:szCs w:val="36"/>
-        </w:rPr>
-        <w:t>I</w:t>
-      </w:r>
-      <w:r>
-        <w:rPr>
-          <w:rFonts w:ascii="David" w:hAnsi="David" w:cs="David" w:hint="cs"/>
-          <w:sz w:val="36"/>
-          <w:szCs w:val="36"/>
-          <w:rtl/>
-        </w:rPr>
-        <w:t>2</w:t>
-      </w:r>
-      <w:r>
-        <w:rPr>
-          <w:rFonts w:ascii="David" w:hAnsi="David" w:cs="David"/>
-          <w:sz w:val="36"/>
-          <w:szCs w:val="36"/>
-        </w:rPr>
-        <w:t>C</w:t>
-      </w:r>
-      <w:r>
-        <w:rPr>
-          <w:rFonts w:ascii="David" w:hAnsi="David" w:cs="David" w:hint="cs"/>
-          <w:sz w:val="36"/>
-          <w:szCs w:val="36"/>
-          <w:rtl/>
-        </w:rPr>
-        <w:t>)</w:t>
-      </w:r>
-    </w:p>
-    <w:p>
-      <w:pPr>
-        <w:rPr>
-          <w:rFonts w:ascii="David" w:hAnsi="David" w:cs="David"/>
-          <w:b/>
-          <w:bCs/>
-          <w:sz w:val="36"/>
-          <w:szCs w:val="36"/>
-          <w:rtl/>
-        </w:rPr>
-      </w:pPr>
-      <w:r>
-        <w:rPr>
-          <w:rFonts w:ascii="David" w:hAnsi="David" w:cs="David"/>
-          <w:b/>
-          <w:bCs/>
-          <w:sz w:val="36"/>
-          <w:szCs w:val="36"/>
-          <w:rtl/>
-        </w:rPr>
-        <w:t xml:space="preserve">ניסוי 3: </w:t>
-      </w:r>
-    </w:p>
-    <w:p>
-      <w:pPr>
-        <w:rPr>
-          <w:rFonts w:ascii="David" w:hAnsi="David" w:cs="David"/>
-          <w:sz w:val="36"/>
-          <w:szCs w:val="36"/>
-          <w:rtl/>
-        </w:rPr>
-      </w:pPr>
-    </w:p>
-    <w:p>
-      <w:pPr>
-        <w:rPr>
-          <w:rFonts w:ascii="David" w:hAnsi="David" w:cs="David"/>
-          <w:sz w:val="36"/>
-          <w:szCs w:val="36"/>
-          <w:rtl/>
-        </w:rPr>
-      </w:pPr>
-    </w:p>
-    <w:p>
-      <w:pPr>
-        <w:rPr>
-          <w:rFonts w:ascii="David" w:hAnsi="David" w:cs="David"/>
-          <w:sz w:val="36"/>
-          <w:szCs w:val="36"/>
-          <w:rtl/>
-        </w:rPr>
-      </w:pPr>
-    </w:p>
-    <w:p>
-      <w:pPr>
-        <w:rPr>
-          <w:rFonts w:ascii="David" w:hAnsi="David" w:cs="David"/>
-          <w:b/>
-          <w:bCs/>
-          <w:sz w:val="36"/>
-          <w:szCs w:val="36"/>
-          <w:rtl/>
-        </w:rPr>
-      </w:pPr>
-      <w:r>
-        <w:rPr>
-          <w:rFonts w:ascii="David" w:hAnsi="David" w:cs="David"/>
-          <w:b/>
-          <w:bCs/>
-          <w:sz w:val="36"/>
-          <w:szCs w:val="36"/>
-          <w:rtl/>
-        </w:rPr>
-        <w:t xml:space="preserve">משימה 3 להגשה 24/12 </w:t>
-      </w:r>
-    </w:p>
-    <w:p>
-      <w:pPr>
-        <w:rPr>
-          <w:rFonts w:ascii="David" w:hAnsi="David" w:cs="David"/>
-          <w:sz w:val="36"/>
-          <w:szCs w:val="36"/>
-          <w:rtl/>
-        </w:rPr>
-      </w:pPr>
-      <w:r>
-        <w:rPr>
-          <w:rFonts w:ascii="David" w:hAnsi="David" w:cs="David"/>
-          <w:sz w:val="36"/>
-          <w:szCs w:val="36"/>
-          <w:rtl/>
-        </w:rPr>
-        <w:t xml:space="preserve">הגשת </w:t>
-      </w:r>
-      <w:r>
-        <w:rPr>
-          <w:rFonts w:ascii="David" w:hAnsi="David" w:cs="David"/>
-          <w:sz w:val="36"/>
-          <w:szCs w:val="36"/>
-          <w:rtl/>
-        </w:rPr>
-        <w:t>ספר פרויקט הכולל את הפרקים הבאים:</w:t>
-      </w:r>
-    </w:p>
-    <w:p>
-      <w:pPr>
-        <w:pStyle w:val="a9"/>
-        <w:numPr>
-          <w:ilvl w:val="0"/>
-          <w:numId w:val="1"/>
-        </w:numPr>
-        <w:rPr>
-          <w:rFonts w:ascii="David" w:hAnsi="David" w:cs="David"/>
-          <w:sz w:val="36"/>
-          <w:szCs w:val="36"/>
-        </w:rPr>
-      </w:pPr>
-      <w:r>
-        <w:rPr>
-          <w:rFonts w:ascii="David" w:hAnsi="David" w:cs="David"/>
-          <w:sz w:val="36"/>
-          <w:szCs w:val="36"/>
-          <w:rtl/>
-        </w:rPr>
-        <w:t>עמוד שער + תמונה</w:t>
-      </w:r>
-    </w:p>
-    <w:p>
-      <w:pPr>
-        <w:pStyle w:val="a9"/>
-        <w:numPr>
-          <w:ilvl w:val="0"/>
-          <w:numId w:val="1"/>
-        </w:numPr>
-        <w:rPr>
-          <w:rFonts w:ascii="David" w:hAnsi="David" w:cs="David"/>
-          <w:sz w:val="36"/>
-          <w:szCs w:val="36"/>
-        </w:rPr>
-      </w:pPr>
-      <w:r>
-        <w:rPr>
-          <w:rFonts w:ascii="David" w:hAnsi="David" w:cs="David"/>
-          <w:sz w:val="36"/>
-          <w:szCs w:val="36"/>
-          <w:rtl/>
-        </w:rPr>
-        <w:t>תוכן עניינים</w:t>
-      </w:r>
-    </w:p>
-    <w:p>
-      <w:pPr>
-        <w:pStyle w:val="a9"/>
-        <w:numPr>
-          <w:ilvl w:val="0"/>
-          <w:numId w:val="1"/>
-        </w:numPr>
-        <w:rPr>
-          <w:rFonts w:ascii="David" w:hAnsi="David" w:cs="David"/>
-          <w:sz w:val="36"/>
-          <w:szCs w:val="36"/>
-        </w:rPr>
-      </w:pPr>
-      <w:r>
-        <w:rPr>
-          <w:rFonts w:ascii="David" w:hAnsi="David" w:cs="David"/>
-          <w:sz w:val="36"/>
-          <w:szCs w:val="36"/>
-          <w:rtl/>
-        </w:rPr>
-        <w:t>תודות</w:t>
-      </w:r>
-    </w:p>
-    <w:p>
-      <w:pPr>
-        <w:pStyle w:val="a9"/>
-        <w:numPr>
-          <w:ilvl w:val="0"/>
-          <w:numId w:val="1"/>
-        </w:numPr>
-        <w:rPr>
-          <w:rFonts w:ascii="David" w:hAnsi="David" w:cs="David"/>
-          <w:sz w:val="36"/>
-          <w:szCs w:val="36"/>
-        </w:rPr>
-      </w:pPr>
-      <w:r>
-        <w:rPr>
-          <w:rFonts w:ascii="David" w:hAnsi="David" w:cs="David"/>
-          <w:sz w:val="36"/>
-          <w:szCs w:val="36"/>
-          <w:rtl/>
-        </w:rPr>
-        <w:t>הצעת פרויקט</w:t>
-      </w:r>
-      <w:r>
-        <w:rPr>
-          <w:rFonts w:ascii="David" w:hAnsi="David" w:cs="David"/>
-          <w:sz w:val="36"/>
-          <w:szCs w:val="36"/>
-          <w:rtl/>
-        </w:rPr>
-        <w:t xml:space="preserve"> (לא כולל תרשים מלבנים</w:t>
-      </w:r>
-      <w:r>
-        <w:rPr>
-          <w:rFonts w:ascii="David" w:hAnsi="David" w:cs="David" w:hint="cs"/>
-          <w:sz w:val="36"/>
-          <w:szCs w:val="36"/>
-          <w:rtl/>
-        </w:rPr>
-        <w:t xml:space="preserve"> </w:t>
-      </w:r>
-      <w:r>
-        <w:rPr>
-          <w:rFonts w:ascii="David" w:hAnsi="David" w:cs="David"/>
-          <w:sz w:val="36"/>
-          <w:szCs w:val="36"/>
-          <w:rtl/>
-        </w:rPr>
-        <w:t>+</w:t>
-      </w:r>
-      <w:r>
-        <w:rPr>
-          <w:rFonts w:ascii="David" w:hAnsi="David" w:cs="David" w:hint="cs"/>
-          <w:sz w:val="36"/>
-          <w:szCs w:val="36"/>
-          <w:rtl/>
-        </w:rPr>
-        <w:t xml:space="preserve"> </w:t>
-      </w:r>
-      <w:r>
-        <w:rPr>
-          <w:rFonts w:ascii="David" w:hAnsi="David" w:cs="David"/>
-          <w:sz w:val="36"/>
-          <w:szCs w:val="36"/>
-          <w:rtl/>
-        </w:rPr>
-        <w:t>שרטוט</w:t>
-      </w:r>
-      <w:r>
-        <w:rPr>
-          <w:rFonts w:ascii="David" w:hAnsi="David" w:cs="David"/>
-          <w:sz w:val="36"/>
-          <w:szCs w:val="36"/>
-          <w:rtl/>
-        </w:rPr>
-        <w:t>)</w:t>
-      </w:r>
-    </w:p>
-    <w:p>
-      <w:pPr>
-        <w:pStyle w:val="a9"/>
-        <w:numPr>
-          <w:ilvl w:val="0"/>
-          <w:numId w:val="1"/>
-        </w:numPr>
-        <w:rPr>
-          <w:rFonts w:ascii="David" w:hAnsi="David" w:cs="David"/>
-          <w:sz w:val="36"/>
-          <w:szCs w:val="36"/>
-        </w:rPr>
-      </w:pPr>
-      <w:r>
-        <w:rPr>
-          <w:rFonts w:ascii="David" w:hAnsi="David" w:cs="David"/>
-          <w:sz w:val="36"/>
-          <w:szCs w:val="36"/>
-          <w:rtl/>
-        </w:rPr>
-        <w:t>מבוא</w:t>
-      </w:r>
-    </w:p>
-    <w:p>
-      <w:pPr>
-        <w:pStyle w:val="a9"/>
-        <w:numPr>
-          <w:ilvl w:val="0"/>
-          <w:numId w:val="1"/>
-        </w:numPr>
-        <w:rPr>
-          <w:rFonts w:ascii="David" w:hAnsi="David" w:cs="David"/>
-          <w:sz w:val="36"/>
-          <w:szCs w:val="36"/>
-        </w:rPr>
-      </w:pPr>
-      <w:r>
-        <w:rPr>
-          <w:rFonts w:ascii="David" w:hAnsi="David" w:cs="David"/>
-          <w:sz w:val="36"/>
-          <w:szCs w:val="36"/>
-          <w:rtl/>
-        </w:rPr>
-        <w:t>תרשים מלבנים + הסבר על כל חלק</w:t>
-      </w:r>
-    </w:p>
-    <w:p>
-      <w:pPr>
-        <w:pStyle w:val="a9"/>
-        <w:numPr>
-          <w:ilvl w:val="0"/>
-          <w:numId w:val="1"/>
-        </w:numPr>
-        <w:rPr>
-          <w:rFonts w:ascii="David" w:hAnsi="David" w:cs="David"/>
-          <w:sz w:val="36"/>
-          <w:szCs w:val="36"/>
-        </w:rPr>
-      </w:pPr>
-      <w:r>
-        <w:rPr>
-          <w:rFonts w:ascii="David" w:hAnsi="David" w:cs="David"/>
-          <w:sz w:val="36"/>
-          <w:szCs w:val="36"/>
-          <w:rtl/>
-        </w:rPr>
-        <w:t>שרטוט חשמלי + הסבר על כל חלק</w:t>
-      </w:r>
-    </w:p>
-    <w:p>
-      <w:pPr>
-        <w:pStyle w:val="a9"/>
-        <w:numPr>
-          <w:ilvl w:val="0"/>
-          <w:numId w:val="1"/>
-        </w:numPr>
-        <w:rPr>
-          <w:rFonts w:ascii="David" w:hAnsi="David" w:cs="David"/>
-          <w:sz w:val="36"/>
-          <w:szCs w:val="36"/>
-        </w:rPr>
-      </w:pPr>
-      <w:r>
-        <w:rPr>
-          <w:rFonts w:ascii="David" w:hAnsi="David" w:cs="David"/>
-          <w:sz w:val="36"/>
-          <w:szCs w:val="36"/>
-          <w:rtl/>
-        </w:rPr>
-        <w:t xml:space="preserve">הסבר על הבקר </w:t>
+        <w:t xml:space="preserve"> להדלקת </w:t>
       </w:r>
       <w:proofErr w:type="spellStart"/>
-      <w:r>
-        <w:rPr>
-          <w:rFonts w:ascii="David" w:hAnsi="David" w:cs="David"/>
-          <w:sz w:val="36"/>
-          <w:szCs w:val="36"/>
-          <w:rtl/>
-        </w:rPr>
-        <w:t>איתו</w:t>
-      </w:r>
-      <w:proofErr w:type="spellEnd"/>
-      <w:r>
-        <w:rPr>
-          <w:rFonts w:ascii="David" w:hAnsi="David" w:cs="David"/>
-          <w:sz w:val="36"/>
-          <w:szCs w:val="36"/>
-          <w:rtl/>
-        </w:rPr>
-        <w:t xml:space="preserve"> אתם עובדים + ניסוי</w:t>
-      </w:r>
-    </w:p>
-    <w:p>
-      <w:pPr>
-        <w:pStyle w:val="a9"/>
-        <w:numPr>
-          <w:ilvl w:val="0"/>
-          <w:numId w:val="1"/>
-        </w:numPr>
-        <w:rPr>
-          <w:rFonts w:ascii="David" w:hAnsi="David" w:cs="David"/>
-          <w:sz w:val="36"/>
-          <w:szCs w:val="36"/>
-        </w:rPr>
-      </w:pPr>
-      <w:r>
-        <w:rPr>
-          <w:rFonts w:ascii="David" w:hAnsi="David" w:cs="David" w:hint="cs"/>
-          <w:sz w:val="36"/>
-          <w:szCs w:val="36"/>
-          <w:rtl/>
-        </w:rPr>
-        <w:t xml:space="preserve">הבר על </w:t>
-      </w:r>
-      <w:r>
-        <w:rPr>
-          <w:rFonts w:ascii="David" w:hAnsi="David" w:cs="David"/>
-          <w:sz w:val="36"/>
-          <w:szCs w:val="36"/>
-          <w:rtl/>
-        </w:rPr>
-        <w:t xml:space="preserve">פרוטוקול </w:t>
-      </w:r>
-      <w:r>
-        <w:rPr>
-          <w:rFonts w:ascii="David" w:hAnsi="David" w:cs="David"/>
-          <w:sz w:val="36"/>
-          <w:szCs w:val="36"/>
-          <w:lang w:val="en-IL"/>
-        </w:rPr>
-        <w:t>I2C</w:t>
-      </w:r>
-    </w:p>
-    <w:p>
-      <w:pPr>
-        <w:pStyle w:val="a9"/>
-        <w:numPr>
-          <w:ilvl w:val="0"/>
-          <w:numId w:val="1"/>
-        </w:numPr>
-        <w:rPr>
-          <w:rFonts w:ascii="David" w:hAnsi="David" w:cs="David"/>
-          <w:sz w:val="36"/>
-          <w:szCs w:val="36"/>
-        </w:rPr>
-      </w:pPr>
-      <w:r>
-        <w:rPr>
-          <w:rFonts w:ascii="David" w:hAnsi="David" w:cs="David"/>
-          <w:sz w:val="36"/>
-          <w:szCs w:val="36"/>
-          <w:rtl/>
-        </w:rPr>
-        <w:t xml:space="preserve">הסבר על תצוגת </w:t>
-      </w:r>
-      <w:r>
-        <w:rPr>
-          <w:rFonts w:ascii="David" w:hAnsi="David" w:cs="David"/>
-          <w:sz w:val="36"/>
-          <w:szCs w:val="36"/>
-        </w:rPr>
-        <w:t>OLED</w:t>
-      </w:r>
-      <w:r>
-        <w:rPr>
-          <w:rFonts w:ascii="David" w:hAnsi="David" w:cs="David"/>
-          <w:sz w:val="36"/>
-          <w:szCs w:val="36"/>
-          <w:rtl/>
-        </w:rPr>
-        <w:t xml:space="preserve"> + ניסוי</w:t>
-      </w:r>
-    </w:p>
-    <w:p>
-      <w:pPr>
-        <w:pStyle w:val="a9"/>
-        <w:numPr>
-          <w:ilvl w:val="0"/>
-          <w:numId w:val="1"/>
-        </w:numPr>
-        <w:rPr>
-          <w:rFonts w:ascii="David" w:hAnsi="David" w:cs="David"/>
-          <w:sz w:val="36"/>
-          <w:szCs w:val="36"/>
-        </w:rPr>
-      </w:pPr>
-      <w:r>
-        <w:rPr>
-          <w:rFonts w:ascii="David" w:hAnsi="David" w:cs="David"/>
-          <w:sz w:val="36"/>
-          <w:szCs w:val="36"/>
-          <w:rtl/>
-        </w:rPr>
-        <w:t>הסבר על חיישן מרחק + ניסוי</w:t>
-      </w:r>
-    </w:p>
-    <w:p>
-      <w:pPr>
-        <w:rPr>
-          <w:rFonts w:ascii="David" w:hAnsi="David" w:cs="David"/>
-          <w:sz w:val="36"/>
-          <w:szCs w:val="36"/>
-          <w:u w:val="single"/>
-          <w:rtl/>
-        </w:rPr>
-      </w:pPr>
-      <w:r>
-        <w:rPr>
-          <w:rFonts w:ascii="David" w:hAnsi="David" w:cs="David"/>
-          <w:sz w:val="36"/>
-          <w:szCs w:val="36"/>
-          <w:u w:val="single"/>
-          <w:rtl/>
-        </w:rPr>
-        <w:t xml:space="preserve">כל ניסוי כולל: </w:t>
-      </w:r>
-    </w:p>
-    <w:p>
-      <w:pPr>
-        <w:pStyle w:val="a9"/>
-        <w:numPr>
-          <w:ilvl w:val="0"/>
-          <w:numId w:val="2"/>
-        </w:numPr>
-        <w:rPr>
-          <w:rFonts w:ascii="David" w:hAnsi="David" w:cs="David"/>
-          <w:sz w:val="36"/>
-          <w:szCs w:val="36"/>
-        </w:rPr>
-      </w:pPr>
-      <w:r>
-        <w:rPr>
-          <w:rFonts w:ascii="David" w:hAnsi="David" w:cs="David"/>
-          <w:sz w:val="36"/>
-          <w:szCs w:val="36"/>
-          <w:rtl/>
-        </w:rPr>
-        <w:t xml:space="preserve">סימולציה באתר </w:t>
-      </w:r>
-      <w:r>
-        <w:rPr>
-          <w:rFonts w:ascii="David" w:hAnsi="David" w:cs="David"/>
-          <w:sz w:val="36"/>
-          <w:szCs w:val="36"/>
-        </w:rPr>
-        <w:t>WOWKI</w:t>
-      </w:r>
-      <w:r>
-        <w:rPr>
-          <w:rFonts w:ascii="David" w:hAnsi="David" w:cs="David"/>
-          <w:sz w:val="36"/>
-          <w:szCs w:val="36"/>
-          <w:rtl/>
-        </w:rPr>
-        <w:t xml:space="preserve">+ </w:t>
-      </w:r>
-      <w:r>
-        <w:rPr>
-          <w:rFonts w:ascii="David" w:hAnsi="David" w:cs="David"/>
-          <w:sz w:val="36"/>
-          <w:szCs w:val="36"/>
-        </w:rPr>
-        <w:t>QR</w:t>
-      </w:r>
-      <w:r>
-        <w:rPr>
-          <w:rFonts w:ascii="David" w:hAnsi="David" w:cs="David"/>
-          <w:sz w:val="36"/>
-          <w:szCs w:val="36"/>
-          <w:rtl/>
-        </w:rPr>
-        <w:t xml:space="preserve"> קוד לס</w:t>
-      </w:r>
-      <w:r>
-        <w:rPr>
-          <w:rFonts w:ascii="David" w:hAnsi="David" w:cs="David"/>
-          <w:sz w:val="36"/>
-          <w:szCs w:val="36"/>
-          <w:rtl/>
-        </w:rPr>
-        <w:t>רטון הניסי + קישור לניסוי</w:t>
-      </w:r>
-    </w:p>
-    <w:p>
-      <w:pPr>
-        <w:pStyle w:val="a9"/>
-        <w:numPr>
-          <w:ilvl w:val="0"/>
-          <w:numId w:val="2"/>
-        </w:numPr>
-        <w:rPr>
-          <w:rFonts w:ascii="David" w:hAnsi="David" w:cs="David"/>
-          <w:sz w:val="36"/>
-          <w:szCs w:val="36"/>
-        </w:rPr>
-      </w:pPr>
-      <w:r>
-        <w:rPr>
-          <w:rFonts w:ascii="David" w:hAnsi="David" w:cs="David"/>
-          <w:sz w:val="36"/>
-          <w:szCs w:val="36"/>
-        </w:rPr>
-        <w:t>QR</w:t>
-      </w:r>
-      <w:r>
-        <w:rPr>
-          <w:rFonts w:ascii="David" w:hAnsi="David" w:cs="David" w:hint="cs"/>
-          <w:sz w:val="36"/>
-          <w:szCs w:val="36"/>
-          <w:rtl/>
-        </w:rPr>
-        <w:t xml:space="preserve"> קוד לניסוי המעשי</w:t>
-      </w:r>
-      <w:r>
-        <w:rPr>
-          <w:rFonts w:ascii="David" w:hAnsi="David" w:cs="David" w:hint="cs"/>
-          <w:sz w:val="36"/>
-          <w:szCs w:val="36"/>
-          <w:rtl/>
-        </w:rPr>
-        <w:t xml:space="preserve"> + קוד תוכנית + הסבר על הפונקציות בקוד</w:t>
-      </w:r>
-    </w:p>
-    <w:p>
-      <w:pPr>
-        <w:pStyle w:val="a9"/>
-        <w:numPr>
-          <w:ilvl w:val="0"/>
-          <w:numId w:val="2"/>
-        </w:numPr>
-        <w:rPr>
-          <w:rFonts w:ascii="David" w:hAnsi="David" w:cs="David"/>
-          <w:sz w:val="36"/>
-          <w:szCs w:val="36"/>
-        </w:rPr>
-      </w:pPr>
-      <w:r>
-        <w:rPr>
-          <w:rFonts w:ascii="David" w:hAnsi="David" w:cs="David"/>
-          <w:sz w:val="36"/>
-          <w:szCs w:val="36"/>
-          <w:lang w:val="en-IL"/>
-        </w:rPr>
-        <w:t xml:space="preserve">Logic </w:t>
-      </w:r>
-      <w:proofErr w:type="spellStart"/>
-      <w:r>
-        <w:rPr>
-          <w:rFonts w:ascii="David" w:hAnsi="David" w:cs="David"/>
-          <w:sz w:val="36"/>
-          <w:szCs w:val="36"/>
-          <w:lang w:val="en-IL"/>
-        </w:rPr>
-        <w:t>analyzer</w:t>
-      </w:r>
-      <w:proofErr w:type="spellEnd"/>
-      <w:r>
-        <w:rPr>
-          <w:rFonts w:ascii="David" w:hAnsi="David" w:cs="David"/>
-          <w:sz w:val="36"/>
-          <w:szCs w:val="36"/>
-          <w:rtl/>
-        </w:rPr>
-        <w:t xml:space="preserve"> </w:t>
-      </w:r>
       <w:r>
         <w:rPr>
           <w:rFonts w:cs="David" w:hint="cs"/>
@@ -816,7 +102,37 @@
           <w:szCs w:val="36"/>
           <w:rtl/>
         </w:rPr>
-        <w:t>במידת האפשרות</w:t>
+        <w:t>לדים</w:t>
+      </w:r>
+      <w:proofErr w:type="spellEnd"/>
+      <w:r>
+        <w:rPr>
+          <w:rFonts w:cs="David" w:hint="cs"/>
+          <w:sz w:val="36"/>
+          <w:szCs w:val="36"/>
+          <w:rtl/>
+        </w:rPr>
+        <w:t xml:space="preserve"> קדמיים. והדלקת </w:t>
+      </w:r>
+      <w:proofErr w:type="spellStart"/>
+      <w:r>
+        <w:rPr>
+          <w:rFonts w:cs="David" w:hint="cs"/>
+          <w:sz w:val="36"/>
+          <w:szCs w:val="36"/>
+          <w:rtl/>
+        </w:rPr>
+        <w:t>לדים</w:t>
+      </w:r>
+      <w:proofErr w:type="spellEnd"/>
+      <w:r>
+        <w:rPr>
+          <w:rFonts w:cs="David" w:hint="cs"/>
+          <w:sz w:val="36"/>
+          <w:szCs w:val="36"/>
+          <w:rtl/>
+        </w:rPr>
+        <w:t xml:space="preserve"> אחוריים באדום בזמן העצירה. </w:t>
       </w:r>
     </w:p>
     <w:p>
@@ -824,89 +140,66 @@
         <w:pStyle w:val="a9"/>
         <w:numPr>
           <w:ilvl w:val="0"/>
-          <w:numId w:val="2"/>
+          <w:numId w:val="3"/>
         </w:numPr>
         <w:rPr>
           <w:rFonts w:ascii="David" w:hAnsi="David" w:cs="David"/>
-          <w:sz w:val="36"/>
-          <w:szCs w:val="36"/>
+          <w:sz w:val="32"/>
+          <w:szCs w:val="32"/>
+          <w:rtl/>
         </w:rPr>
       </w:pPr>
       <w:r>
         <w:rPr>
           <w:rFonts w:ascii="David" w:hAnsi="David" w:cs="David" w:hint="cs"/>
+          <w:sz w:val="32"/>
+          <w:szCs w:val="32"/>
+          <w:rtl/>
+        </w:rPr>
+        <w:t>ניסוי עם חיישן פס, מעקב אחר פס.</w:t>
+      </w:r>
+    </w:p>
+    <w:p>
+      <w:pPr>
+        <w:pStyle w:val="a9"/>
+        <w:numPr>
+          <w:ilvl w:val="0"/>
+          <w:numId w:val="3"/>
+        </w:numPr>
+        <w:rPr>
+          <w:rFonts w:ascii="David" w:hAnsi="David" w:cs="David" w:hint="cs"/>
+          <w:sz w:val="32"/>
+          <w:szCs w:val="32"/>
+          <w:rtl/>
+        </w:rPr>
+      </w:pPr>
+      <w:r>
+        <w:rPr>
+          <w:rFonts w:ascii="David" w:hAnsi="David" w:cs="David" w:hint="cs"/>
+          <w:sz w:val="32"/>
+          <w:szCs w:val="32"/>
+          <w:rtl/>
+        </w:rPr>
+        <w:t xml:space="preserve">חיישן </w:t>
+      </w:r>
+      <w:r>
+        <w:rPr>
+          <w:rFonts w:ascii="David" w:hAnsi="David" w:cs="David"/>
+          <w:sz w:val="32"/>
+          <w:szCs w:val="32"/>
+        </w:rPr>
+        <w:t>IR</w:t>
+      </w:r>
+    </w:p>
+    <w:p>
+      <w:pPr>
+        <w:rPr>
+          <w:rFonts w:cs="David" w:hint="cs"/>
           <w:sz w:val="36"/>
           <w:szCs w:val="36"/>
           <w:rtl/>
         </w:rPr>
-        <w:t>מסכנות</w:t>
-      </w:r>
-    </w:p>
-    <w:p>
-      <w:pPr>
-        <w:rPr>
-          <w:rFonts w:ascii="David" w:hAnsi="David" w:cs="David"/>
-          <w:sz w:val="36"/>
-          <w:szCs w:val="36"/>
-          <w:rtl/>
-        </w:rPr>
-      </w:pPr>
-      <w:r>
-        <w:rPr>
-          <w:rFonts w:ascii="David" w:hAnsi="David" w:cs="David" w:hint="cs"/>
-          <w:sz w:val="36"/>
-          <w:szCs w:val="36"/>
-          <w:u w:val="single"/>
-          <w:rtl/>
-        </w:rPr>
-        <w:t>הערה:</w:t>
-      </w:r>
-      <w:r>
-        <w:rPr>
-          <w:rFonts w:ascii="David" w:hAnsi="David" w:cs="David" w:hint="cs"/>
-          <w:sz w:val="36"/>
-          <w:szCs w:val="36"/>
-          <w:rtl/>
-        </w:rPr>
-        <w:t xml:space="preserve"> </w:t>
-      </w:r>
-      <w:r>
-        <w:rPr>
-          <w:rFonts w:ascii="David" w:hAnsi="David" w:cs="David" w:hint="cs"/>
-          <w:sz w:val="36"/>
-          <w:szCs w:val="36"/>
-          <w:rtl/>
-        </w:rPr>
-        <w:t xml:space="preserve">הסבר על כל רכיב בפרויקט חייב לכלול </w:t>
-      </w:r>
-      <w:r>
-        <w:rPr>
-          <w:rFonts w:ascii="David" w:hAnsi="David" w:cs="David" w:hint="cs"/>
-          <w:sz w:val="36"/>
-          <w:szCs w:val="36"/>
-          <w:rtl/>
-        </w:rPr>
-        <w:t>שיקולים בחירת הרכיב.</w:t>
-      </w:r>
-    </w:p>
-    <w:p>
-      <w:pPr>
-        <w:rPr>
-          <w:rFonts w:ascii="David" w:hAnsi="David" w:cs="David"/>
-          <w:sz w:val="36"/>
-          <w:szCs w:val="36"/>
-          <w:rtl/>
-        </w:rPr>
-      </w:pPr>
-      <w:r>
-        <w:rPr>
-          <w:rFonts w:ascii="David" w:hAnsi="David" w:cs="David" w:hint="cs"/>
-          <w:sz w:val="36"/>
-          <w:szCs w:val="36"/>
-          <w:rtl/>
-        </w:rPr>
-        <w:t>להוסיף ביבליוגרפיה</w:t>
-      </w:r>
+      </w:pPr>
     </w:p>
     <w:sectPr>
       <w:pgSz w:w="11906" w:h="16838"/>
@@ -919,7 +212,7 @@
 </file>
 
 <file path=word/numbering.xml><?xml version="1.0" encoding="utf-8"?>
-<w:numbering xmlns:wpc="http://schemas.microsoft.com/office/word/2010/wordprocessingCanvas" xmlns:cx="http://schemas.microsoft.com/office/drawing/2014/chartex" xmlns:cx1="http://schemas.microsoft.com/office/drawing/2015/9/8/chartex" xmlns:cx2="http://schemas.microsoft.com/office/drawing/2015/10/21/chartex" xmlns:cx3="http://schemas.microsoft.com/office/drawing/2016/5/9/chartex" xmlns:cx4="http://schemas.microsoft.com/office/drawing/2016/5/10/chartex" xmlns:cx5="http://schemas.microsoft.com/office/drawing/2016/5/11/chartex" xmlns:cx6="http://schemas.microsoft.com/office/drawing/2016/5/12/chartex" xmlns:cx7="http://schemas.microsoft.com/office/drawing/2016/5/13/chartex" xmlns:cx8="http://schemas.microsoft.com/office/drawing/2016/5/14/chartex" xmlns:mc="http://schemas.openxmlformats.org/markup-compatibility/2006" xmlns:aink="http://schemas.microsoft.com/office/drawing/2016/ink" xmlns:am3d="http://schemas.microsoft.com/office/drawing/2017/model3d" xmlns:o="urn:schemas-microsoft-com:office:office" xmlns:oel="http://schemas.microsoft.com/office/2019/extlst" xmlns:r="http://schemas.openxmlformats.org/officeDocument/2006/relationships" xmlns:m="http://schemas.openxmlformats.org/officeDocument/2006/math" xmlns:v="urn:schemas-microsoft-com:vml" xmlns:wp14="http://schemas.microsoft.com/office/word/2010/wordprocessingDrawing" xmlns:wp="http://schemas.openxmlformats.org/drawingml/2006/wordprocessingDrawing" xmlns:w10="urn:schemas-microsoft-com:office:word" xmlns:w="http://schemas.openxmlformats.org/wordprocessingml/2006/main" xmlns:w14="http://schemas.microsoft.com/office/word/2010/wordml" xmlns:w15="http://schemas.microsoft.com/office/word/2012/wordml" xmlns:w16cex="http://schemas.microsoft.com/office/word/2018/wordml/cex" xmlns:w16cid="http://schemas.microsoft.com/office/word/2016/wordml/cid" xmlns:w16="http://schemas.microsoft.com/office/word/2018/wordml" xmlns:w16du="http://schemas.microsoft.com/office/word/2023/wordml/word16du" xmlns:w16sdtdh="http://schemas.microsoft.com/office/word/2020/wordml/sdtdatahash" xmlns:w16se="http://schemas.microsoft.com/office/word/2015/wordml/symex" xmlns:wpg="http://schemas.microsoft.com/office/word/2010/wordprocessingGroup" xmlns:wpi="http://schemas.microsoft.com/office/word/2010/wordprocessingInk" xmlns:wne="http://schemas.microsoft.com/office/word/2006/wordml" xmlns:wps="http://schemas.microsoft.com/office/word/2010/wordprocessingShape" mc:Ignorable="w14 w15 w16se w16cid w16 w16cex w16sdtdh w16du wp14">
+<w:numbering xmlns:wpc="http://schemas.microsoft.com/office/word/2010/wordprocessingCanvas" xmlns:cx="http://schemas.microsoft.com/office/drawing/2014/chartex" xmlns:cx1="http://schemas.microsoft.com/office/drawing/2015/9/8/chartex" xmlns:cx2="http://schemas.microsoft.com/office/drawing/2015/10/21/chartex" xmlns:cx3="http://schemas.microsoft.com/office/drawing/2016/5/9/chartex" xmlns:cx4="http://schemas.microsoft.com/office/drawing/2016/5/10/chartex" xmlns:cx5="http://schemas.microsoft.com/office/drawing/2016/5/11/chartex" xmlns:cx6="http://schemas.microsoft.com/office/drawing/2016/5/12/chartex" xmlns:cx7="http://schemas.microsoft.com/office/drawing/2016/5/13/chartex" xmlns:cx8="http://schemas.microsoft.com/office/drawing/2016/5/14/chartex" xmlns:mc="http://schemas.openxmlformats.org/markup-compatibility/2006" xmlns:aink="http://schemas.microsoft.com/office/drawing/2016/ink" xmlns:am3d="http://schemas.microsoft.com/office/drawing/2017/model3d" xmlns:o="urn:schemas-microsoft-com:office:office" xmlns:oel="http://schemas.microsoft.com/office/2019/extlst" xmlns:r="http://schemas.openxmlformats.org/officeDocument/2006/relationships" xmlns:m="http://schemas.openxmlformats.org/officeDocument/2006/math" xmlns:v="urn:schemas-microsoft-com:vml" xmlns:wp14="http://schemas.microsoft.com/office/word/2010/wordprocessingDrawing" xmlns:wp="http://schemas.openxmlformats.org/drawingml/2006/wordprocessingDrawing" xmlns:w10="urn:schemas-microsoft-com:office:word" xmlns:w="http://schemas.openxmlformats.org/wordprocessingml/2006/main" xmlns:w14="http://schemas.microsoft.com/office/word/2010/wordml" xmlns:w15="http://schemas.microsoft.com/office/word/2012/wordml" xmlns:w16cex="http://schemas.microsoft.com/office/word/2018/wordml/cex" xmlns:w16cid="http://schemas.microsoft.com/office/word/2016/wordml/cid" xmlns:w16="http://schemas.microsoft.com/office/word/2018/wordml" xmlns:w16du="http://schemas.microsoft.com/office/word/2023/wordml/word16du" xmlns:w16sdtdh="http://schemas.microsoft.com/office/word/2020/wordml/sdtdatahash" xmlns:w16sdtfl="http://schemas.microsoft.com/office/word/2024/wordml/sdtformatlock" xmlns:w16se="http://schemas.microsoft.com/office/word/2015/wordml/symex" xmlns:wpg="http://schemas.microsoft.com/office/word/2010/wordprocessingGroup" xmlns:wpi="http://schemas.microsoft.com/office/word/2010/wordprocessingInk" xmlns:wne="http://schemas.microsoft.com/office/word/2006/wordml" xmlns:wps="http://schemas.microsoft.com/office/word/2010/wordprocessingShape" mc:Ignorable="w14 w15 w16se w16cid w16 w16cex w16sdtdh w16sdtfl w16du wp14">
   <w:abstractNum w:abstractNumId="0" w15:restartNumberingAfterBreak="0">
     <w:nsid w:val="0409721C"/>
     <w:multiLevelType w:val="hybridMultilevel"/>
@@ -1144,6 +437,92 @@
       <w:rPr>
         <w:rFonts w:ascii="Wingdings" w:hAnsi="Wingdings" w:hint="default"/>
       </w:rPr>
+    </w:lvl>
+  </w:abstractNum>
+  <w:abstractNum w:abstractNumId="2" w15:restartNumberingAfterBreak="0">
+    <w:nsid w:val="633D6E7A"/>
+    <w:multiLevelType w:val="hybridMultilevel"/>
+    <w:tmpl w:val="FF46A584"/>
+    <w:lvl w:ilvl="0" w:tplc="0409000F">
+      <w:start w:val="1"/>
+      <w:numFmt w:val="decimal"/>
+      <w:lvlText w:val="%1."/>
+      <w:lvlJc w:val="left"/>
+      <w:pPr>
+        <w:ind w:left="720" w:hanging="360"/>
+      </w:pPr>
+    </w:lvl>
+    <w:lvl w:ilvl="1" w:tplc="04090019" w:tentative="1">
+      <w:start w:val="1"/>
+      <w:numFmt w:val="lowerLetter"/>
+      <w:lvlText w:val="%2."/>
+      <w:lvlJc w:val="left"/>
+      <w:pPr>
+        <w:ind w:left="1440" w:hanging="360"/>
+      </w:pPr>
+    </w:lvl>
+    <w:lvl w:ilvl="2" w:tplc="0409001B" w:tentative="1">
+      <w:start w:val="1"/>
+      <w:numFmt w:val="lowerRoman"/>
+      <w:lvlText w:val="%3."/>
+      <w:lvlJc w:val="right"/>
+      <w:pPr>
+        <w:ind w:left="2160" w:hanging="180"/>
+      </w:pPr>
+    </w:lvl>
+    <w:lvl w:ilvl="3" w:tplc="0409000F" w:tentative="1">
+      <w:start w:val="1"/>
+      <w:numFmt w:val="decimal"/>
+      <w:lvlText w:val="%4."/>
+      <w:lvlJc w:val="left"/>
+      <w:pPr>
+        <w:ind w:left="2880" w:hanging="360"/>
+      </w:pPr>
+    </w:lvl>
+    <w:lvl w:ilvl="4" w:tplc="04090019" w:tentative="1">
+      <w:start w:val="1"/>
+      <w:numFmt w:val="lowerLetter"/>
+      <w:lvlText w:val="%5."/>
+      <w:lvlJc w:val="left"/>
+      <w:pPr>
+        <w:ind w:left="3600" w:hanging="360"/>
+      </w:pPr>
+    </w:lvl>
+    <w:lvl w:ilvl="5" w:tplc="0409001B" w:tentative="1">
+      <w:start w:val="1"/>
+      <w:numFmt w:val="lowerRoman"/>
+      <w:lvlText w:val="%6."/>
+      <w:lvlJc w:val="right"/>
+      <w:pPr>
+        <w:ind w:left="4320" w:hanging="180"/>
+      </w:pPr>
+    </w:lvl>
+    <w:lvl w:ilvl="6" w:tplc="0409000F" w:tentative="1">
+      <w:start w:val="1"/>
+      <w:numFmt w:val="decimal"/>
+      <w:lvlText w:val="%7."/>
+      <w:lvlJc w:val="left"/>
+      <w:pPr>
+        <w:ind w:left="5040" w:hanging="360"/>
+      </w:pPr>
+    </w:lvl>
+    <w:lvl w:ilvl="7" w:tplc="04090019" w:tentative="1">
+      <w:start w:val="1"/>
+      <w:numFmt w:val="lowerLetter"/>
+      <w:lvlText w:val="%8."/>
+      <w:lvlJc w:val="left"/>
+      <w:pPr>
+        <w:ind w:left="5760" w:hanging="360"/>
+      </w:pPr>
+    </w:lvl>
+    <w:lvl w:ilvl="8" w:tplc="0409001B" w:tentative="1">
+      <w:start w:val="1"/>
+      <w:numFmt w:val="lowerRoman"/>
+      <w:lvlText w:val="%9."/>
+      <w:lvlJc w:val="right"/>
+      <w:pPr>
+        <w:ind w:left="6480" w:hanging="180"/>
+      </w:pPr>
     </w:lvl>
   </w:abstractNum>
   <w:num w:numId="1" w16cid:durableId="29959682">
@@ -1152,11 +531,14 @@
   <w:num w:numId="2" w16cid:durableId="1739206161">
     <w:abstractNumId w:val="0"/>
   </w:num>
+  <w:num w:numId="3" w16cid:durableId="187378786">
+    <w:abstractNumId w:val="2"/>
+  </w:num>
 </w:numbering>
 </file>
 
 <file path=word/styles.xml><?xml version="1.0" encoding="utf-8"?>
-<w:styles xmlns:mc="http://schemas.openxmlformats.org/markup-compatibility/2006" xmlns:r="http://schemas.openxmlformats.org/officeDocument/2006/relationships" xmlns:w="http://schemas.openxmlformats.org/wordprocessingml/2006/main" xmlns:w14="http://schemas.microsoft.com/office/word/2010/wordml" xmlns:w15="http://schemas.microsoft.com/office/word/2012/wordml" xmlns:w16cex="http://schemas.microsoft.com/office/word/2018/wordml/cex" xmlns:w16cid="http://schemas.microsoft.com/office/word/2016/wordml/cid" xmlns:w16="http://schemas.microsoft.com/office/word/2018/wordml" xmlns:w16du="http://schemas.microsoft.com/office/word/2023/wordml/word16du" xmlns:w16sdtdh="http://schemas.microsoft.com/office/word/2020/wordml/sdtdatahash" xmlns:w16se="http://schemas.microsoft.com/office/word/2015/wordml/symex" mc:Ignorable="w14 w15 w16se w16cid w16 w16cex w16sdtdh w16du">
+<w:styles xmlns:mc="http://schemas.openxmlformats.org/markup-compatibility/2006" xmlns:r="http://schemas.openxmlformats.org/officeDocument/2006/relationships" xmlns:w="http://schemas.openxmlformats.org/wordprocessingml/2006/main" xmlns:w14="http://schemas.microsoft.com/office/word/2010/wordml" xmlns:w15="http://schemas.microsoft.com/office/word/2012/wordml" xmlns:w16cex="http://schemas.microsoft.com/office/word/2018/wordml/cex" xmlns:w16cid="http://schemas.microsoft.com/office/word/2016/wordml/cid" xmlns:w16="http://schemas.microsoft.com/office/word/2018/wordml" xmlns:w16du="http://schemas.microsoft.com/office/word/2023/wordml/word16du" xmlns:w16sdtdh="http://schemas.microsoft.com/office/word/2020/wordml/sdtdatahash" xmlns:w16sdtfl="http://schemas.microsoft.com/office/word/2024/wordml/sdtformatlock" xmlns:w16se="http://schemas.microsoft.com/office/word/2015/wordml/symex" mc:Ignorable="w14 w15 w16se w16cid w16 w16cex w16sdtdh w16sdtfl w16du">
   <w:docDefaults>
     <w:rPrDefault>
       <w:rPr>
